--- a/klagomål/A 60293-2025 FSC-klagomål.docx
+++ b/klagomål/A 60293-2025 FSC-klagomål.docx
@@ -787,7 +787,7 @@
     <w:r>
       <w:tab/>
       <w:tab/>
-      <w:t>2025-12-30</w:t>
+      <w:t>2025-12-31</w:t>
       <w:br/>
       <w:br/>
     </w:r>

--- a/klagomål/A 60293-2025 FSC-klagomål.docx
+++ b/klagomål/A 60293-2025 FSC-klagomål.docx
@@ -787,7 +787,7 @@
     <w:r>
       <w:tab/>
       <w:tab/>
-      <w:t>2025-12-31</w:t>
+      <w:t>2026-01-03</w:t>
       <w:br/>
       <w:br/>
     </w:r>

--- a/klagomål/A 60293-2025 FSC-klagomål.docx
+++ b/klagomål/A 60293-2025 FSC-klagomål.docx
@@ -787,7 +787,7 @@
     <w:r>
       <w:tab/>
       <w:tab/>
-      <w:t>2026-01-07</w:t>
+      <w:t>2026-01-08</w:t>
       <w:br/>
       <w:br/>
     </w:r>

--- a/klagomål/A 60293-2025 FSC-klagomål.docx
+++ b/klagomål/A 60293-2025 FSC-klagomål.docx
@@ -787,7 +787,7 @@
     <w:r>
       <w:tab/>
       <w:tab/>
-      <w:t>2026-01-08</w:t>
+      <w:t>2026-01-09</w:t>
       <w:br/>
       <w:br/>
     </w:r>

--- a/klagomål/A 60293-2025 FSC-klagomål.docx
+++ b/klagomål/A 60293-2025 FSC-klagomål.docx
@@ -787,7 +787,7 @@
     <w:r>
       <w:tab/>
       <w:tab/>
-      <w:t>2026-01-09</w:t>
+      <w:t>2026-01-10</w:t>
       <w:br/>
       <w:br/>
     </w:r>

--- a/klagomål/A 60293-2025 FSC-klagomål.docx
+++ b/klagomål/A 60293-2025 FSC-klagomål.docx
@@ -787,7 +787,7 @@
     <w:r>
       <w:tab/>
       <w:tab/>
-      <w:t>2026-01-10</w:t>
+      <w:t>2026-01-11</w:t>
       <w:br/>
       <w:br/>
     </w:r>

--- a/klagomål/A 60293-2025 FSC-klagomål.docx
+++ b/klagomål/A 60293-2025 FSC-klagomål.docx
@@ -787,7 +787,7 @@
     <w:r>
       <w:tab/>
       <w:tab/>
-      <w:t>2026-01-11</w:t>
+      <w:t>2026-01-12</w:t>
       <w:br/>
       <w:br/>
     </w:r>

--- a/klagomål/A 60293-2025 FSC-klagomål.docx
+++ b/klagomål/A 60293-2025 FSC-klagomål.docx
@@ -787,7 +787,7 @@
     <w:r>
       <w:tab/>
       <w:tab/>
-      <w:t>2026-01-12</w:t>
+      <w:t>2026-01-13</w:t>
       <w:br/>
       <w:br/>
     </w:r>

--- a/klagomål/A 60293-2025 FSC-klagomål.docx
+++ b/klagomål/A 60293-2025 FSC-klagomål.docx
@@ -787,7 +787,7 @@
     <w:r>
       <w:tab/>
       <w:tab/>
-      <w:t>2026-01-13</w:t>
+      <w:t>2026-01-14</w:t>
       <w:br/>
       <w:br/>
     </w:r>

--- a/klagomål/A 60293-2025 FSC-klagomål.docx
+++ b/klagomål/A 60293-2025 FSC-klagomål.docx
@@ -787,7 +787,7 @@
     <w:r>
       <w:tab/>
       <w:tab/>
-      <w:t>2026-01-14</w:t>
+      <w:t>2026-01-15</w:t>
       <w:br/>
       <w:br/>
     </w:r>

--- a/klagomål/A 60293-2025 FSC-klagomål.docx
+++ b/klagomål/A 60293-2025 FSC-klagomål.docx
@@ -787,7 +787,7 @@
     <w:r>
       <w:tab/>
       <w:tab/>
-      <w:t>2026-01-15</w:t>
+      <w:t>2026-01-16</w:t>
       <w:br/>
       <w:br/>
     </w:r>

--- a/klagomål/A 60293-2025 FSC-klagomål.docx
+++ b/klagomål/A 60293-2025 FSC-klagomål.docx
@@ -787,7 +787,7 @@
     <w:r>
       <w:tab/>
       <w:tab/>
-      <w:t>2026-01-16</w:t>
+      <w:t>2026-01-17</w:t>
       <w:br/>
       <w:br/>
     </w:r>

--- a/klagomål/A 60293-2025 FSC-klagomål.docx
+++ b/klagomål/A 60293-2025 FSC-klagomål.docx
@@ -787,7 +787,7 @@
     <w:r>
       <w:tab/>
       <w:tab/>
-      <w:t>2026-01-17</w:t>
+      <w:t>2026-01-18</w:t>
       <w:br/>
       <w:br/>
     </w:r>

--- a/klagomål/A 60293-2025 FSC-klagomål.docx
+++ b/klagomål/A 60293-2025 FSC-klagomål.docx
@@ -787,7 +787,7 @@
     <w:r>
       <w:tab/>
       <w:tab/>
-      <w:t>2026-01-18</w:t>
+      <w:t>2026-01-19</w:t>
       <w:br/>
       <w:br/>
     </w:r>

--- a/klagomål/A 60293-2025 FSC-klagomål.docx
+++ b/klagomål/A 60293-2025 FSC-klagomål.docx
@@ -787,7 +787,7 @@
     <w:r>
       <w:tab/>
       <w:tab/>
-      <w:t>2026-01-19</w:t>
+      <w:t>2026-01-20</w:t>
       <w:br/>
       <w:br/>
     </w:r>

--- a/klagomål/A 60293-2025 FSC-klagomål.docx
+++ b/klagomål/A 60293-2025 FSC-klagomål.docx
@@ -787,7 +787,7 @@
     <w:r>
       <w:tab/>
       <w:tab/>
-      <w:t>2026-01-20</w:t>
+      <w:t>2026-01-21</w:t>
       <w:br/>
       <w:br/>
     </w:r>

--- a/klagomål/A 60293-2025 FSC-klagomål.docx
+++ b/klagomål/A 60293-2025 FSC-klagomål.docx
@@ -787,7 +787,7 @@
     <w:r>
       <w:tab/>
       <w:tab/>
-      <w:t>2026-01-21</w:t>
+      <w:t>2026-01-23</w:t>
       <w:br/>
       <w:br/>
     </w:r>

--- a/klagomål/A 60293-2025 FSC-klagomål.docx
+++ b/klagomål/A 60293-2025 FSC-klagomål.docx
@@ -787,7 +787,7 @@
     <w:r>
       <w:tab/>
       <w:tab/>
-      <w:t>2026-01-23</w:t>
+      <w:t>2026-01-24</w:t>
       <w:br/>
       <w:br/>
     </w:r>

--- a/klagomål/A 60293-2025 FSC-klagomål.docx
+++ b/klagomål/A 60293-2025 FSC-klagomål.docx
@@ -787,7 +787,7 @@
     <w:r>
       <w:tab/>
       <w:tab/>
-      <w:t>2026-01-24</w:t>
+      <w:t>2026-01-25</w:t>
       <w:br/>
       <w:br/>
     </w:r>

--- a/klagomål/A 60293-2025 FSC-klagomål.docx
+++ b/klagomål/A 60293-2025 FSC-klagomål.docx
@@ -787,7 +787,7 @@
     <w:r>
       <w:tab/>
       <w:tab/>
-      <w:t>2026-01-25</w:t>
+      <w:t>2026-01-26</w:t>
       <w:br/>
       <w:br/>
     </w:r>

--- a/klagomål/A 60293-2025 FSC-klagomål.docx
+++ b/klagomål/A 60293-2025 FSC-klagomål.docx
@@ -787,7 +787,7 @@
     <w:r>
       <w:tab/>
       <w:tab/>
-      <w:t>2026-01-26</w:t>
+      <w:t>2026-01-27</w:t>
       <w:br/>
       <w:br/>
     </w:r>

--- a/klagomål/A 60293-2025 FSC-klagomål.docx
+++ b/klagomål/A 60293-2025 FSC-klagomål.docx
@@ -787,7 +787,7 @@
     <w:r>
       <w:tab/>
       <w:tab/>
-      <w:t>2026-01-27</w:t>
+      <w:t>2026-01-28</w:t>
       <w:br/>
       <w:br/>
     </w:r>

--- a/klagomål/A 60293-2025 FSC-klagomål.docx
+++ b/klagomål/A 60293-2025 FSC-klagomål.docx
@@ -834,7 +834,7 @@
     <w:r>
       <w:tab/>
       <w:tab/>
-      <w:t>2026-03-01</w:t>
+      <w:t>2026-03-02</w:t>
       <w:br/>
       <w:br/>
     </w:r>

--- a/klagomål/A 60293-2025 FSC-klagomål.docx
+++ b/klagomål/A 60293-2025 FSC-klagomål.docx
@@ -834,7 +834,7 @@
     <w:r>
       <w:tab/>
       <w:tab/>
-      <w:t>2026-03-02</w:t>
+      <w:t>2026-03-03</w:t>
       <w:br/>
       <w:br/>
     </w:r>

--- a/klagomål/A 60293-2025 FSC-klagomål.docx
+++ b/klagomål/A 60293-2025 FSC-klagomål.docx
@@ -834,7 +834,7 @@
     <w:r>
       <w:tab/>
       <w:tab/>
-      <w:t>2026-03-03</w:t>
+      <w:t>2026-03-04</w:t>
       <w:br/>
       <w:br/>
     </w:r>

--- a/klagomål/A 60293-2025 FSC-klagomål.docx
+++ b/klagomål/A 60293-2025 FSC-klagomål.docx
@@ -834,7 +834,7 @@
     <w:r>
       <w:tab/>
       <w:tab/>
-      <w:t>2026-03-04</w:t>
+      <w:t>2026-03-05</w:t>
       <w:br/>
       <w:br/>
     </w:r>

--- a/klagomål/A 60293-2025 FSC-klagomål.docx
+++ b/klagomål/A 60293-2025 FSC-klagomål.docx
@@ -834,7 +834,7 @@
     <w:r>
       <w:tab/>
       <w:tab/>
-      <w:t>2026-03-05</w:t>
+      <w:t>2026-03-06</w:t>
       <w:br/>
       <w:br/>
     </w:r>

--- a/klagomål/A 60293-2025 FSC-klagomål.docx
+++ b/klagomål/A 60293-2025 FSC-klagomål.docx
@@ -834,7 +834,7 @@
     <w:r>
       <w:tab/>
       <w:tab/>
-      <w:t>2026-03-06</w:t>
+      <w:t>2026-03-07</w:t>
       <w:br/>
       <w:br/>
     </w:r>

--- a/klagomål/A 60293-2025 FSC-klagomål.docx
+++ b/klagomål/A 60293-2025 FSC-klagomål.docx
@@ -244,6 +244,17 @@
       </w:pPr>
       <w:r>
         <w:t>Figur 1. Fyndplatser för naturvårdsarter i det avverkningsanmälda området (röd linje). Markörer utan svart kant är placerade på fyndplatsen. Markörer med svart kant är placerade vid sidan av fyndplatsen och har ett svart streck som visar fyndplatsens exakta position. Kartans mittpunktskoordinat är N 6432781, E 334551 i SWEREF 99 TM.</w:t>
+      </w:r>
+    </w:p>
+    <w:p>
+      <w:r>
+        <w:rPr>
+          <w:b/>
+        </w:rPr>
+        <w:t xml:space="preserve">Björksplintborre </w:t>
+      </w:r>
+      <w:r>
+        <w:t>är en skalbagge vars larvutveckling sker i bark på nyligen döda björkar, både stående träd och vindfällen. En prydlig rad med runda ventilationshål i barken ovanför modergången är synnerligen karaktäristiskt. Arten är knuten till lövrika blandskogar med en hög andel gamla träd, och starkt gynnad av naturliga störningar som torka, översvämningar, brand och stormfällningar. Talrika gnagspår kan tyda på biotoper med höga naturvärden, exempelvis för ovanliga hackspettar och andra, mer sällsynta vedinsekter. Larverna är omtyckt hackspettsföda (SLU Artdatabanken, 2025).</w:t>
       </w:r>
     </w:p>
     <w:p>
@@ -834,7 +845,7 @@
     <w:r>
       <w:tab/>
       <w:tab/>
-      <w:t>2026-03-13</w:t>
+      <w:t>2026-03-16</w:t>
       <w:br/>
       <w:br/>
     </w:r>

--- a/klagomål/A 60293-2025 FSC-klagomål.docx
+++ b/klagomål/A 60293-2025 FSC-klagomål.docx
@@ -845,7 +845,7 @@
     <w:r>
       <w:tab/>
       <w:tab/>
-      <w:t>2026-03-16</w:t>
+      <w:t>2026-03-17</w:t>
       <w:br/>
       <w:br/>
     </w:r>

--- a/klagomål/A 60293-2025 FSC-klagomål.docx
+++ b/klagomål/A 60293-2025 FSC-klagomål.docx
@@ -845,7 +845,7 @@
     <w:r>
       <w:tab/>
       <w:tab/>
-      <w:t>2026-03-17</w:t>
+      <w:t>2026-03-18</w:t>
       <w:br/>
       <w:br/>
     </w:r>

--- a/klagomål/A 60293-2025 FSC-klagomål.docx
+++ b/klagomål/A 60293-2025 FSC-klagomål.docx
@@ -845,7 +845,7 @@
     <w:r>
       <w:tab/>
       <w:tab/>
-      <w:t>2026-03-18</w:t>
+      <w:t>2026-03-19</w:t>
       <w:br/>
       <w:br/>
     </w:r>

--- a/klagomål/A 60293-2025 FSC-klagomål.docx
+++ b/klagomål/A 60293-2025 FSC-klagomål.docx
@@ -845,7 +845,7 @@
     <w:r>
       <w:tab/>
       <w:tab/>
-      <w:t>2026-03-19</w:t>
+      <w:t>2026-03-20</w:t>
       <w:br/>
       <w:br/>
     </w:r>

--- a/klagomål/A 60293-2025 FSC-klagomål.docx
+++ b/klagomål/A 60293-2025 FSC-klagomål.docx
@@ -845,7 +845,7 @@
     <w:r>
       <w:tab/>
       <w:tab/>
-      <w:t>2026-03-20</w:t>
+      <w:t>2026-03-21</w:t>
       <w:br/>
       <w:br/>
     </w:r>

--- a/klagomål/A 60293-2025 FSC-klagomål.docx
+++ b/klagomål/A 60293-2025 FSC-klagomål.docx
@@ -845,7 +845,7 @@
     <w:r>
       <w:tab/>
       <w:tab/>
-      <w:t>2026-03-21</w:t>
+      <w:t>2026-03-22</w:t>
       <w:br/>
       <w:br/>
     </w:r>

--- a/klagomål/A 60293-2025 FSC-klagomål.docx
+++ b/klagomål/A 60293-2025 FSC-klagomål.docx
@@ -845,7 +845,7 @@
     <w:r>
       <w:tab/>
       <w:tab/>
-      <w:t>2026-03-22</w:t>
+      <w:t>2026-03-23</w:t>
       <w:br/>
       <w:br/>
     </w:r>

--- a/klagomål/A 60293-2025 FSC-klagomål.docx
+++ b/klagomål/A 60293-2025 FSC-klagomål.docx
@@ -845,7 +845,7 @@
     <w:r>
       <w:tab/>
       <w:tab/>
-      <w:t>2026-03-23</w:t>
+      <w:t>2026-03-24</w:t>
       <w:br/>
       <w:br/>
     </w:r>

--- a/klagomål/A 60293-2025 FSC-klagomål.docx
+++ b/klagomål/A 60293-2025 FSC-klagomål.docx
@@ -845,7 +845,7 @@
     <w:r>
       <w:tab/>
       <w:tab/>
-      <w:t>2026-03-24</w:t>
+      <w:t>2026-03-25</w:t>
       <w:br/>
       <w:br/>
     </w:r>

--- a/klagomål/A 60293-2025 FSC-klagomål.docx
+++ b/klagomål/A 60293-2025 FSC-klagomål.docx
@@ -845,7 +845,7 @@
     <w:r>
       <w:tab/>
       <w:tab/>
-      <w:t>2026-03-25</w:t>
+      <w:t>2026-03-26</w:t>
       <w:br/>
       <w:br/>
     </w:r>

--- a/klagomål/A 60293-2025 FSC-klagomål.docx
+++ b/klagomål/A 60293-2025 FSC-klagomål.docx
@@ -845,7 +845,7 @@
     <w:r>
       <w:tab/>
       <w:tab/>
-      <w:t>2026-03-26</w:t>
+      <w:t>2026-03-27</w:t>
       <w:br/>
       <w:br/>
     </w:r>

--- a/klagomål/A 60293-2025 FSC-klagomål.docx
+++ b/klagomål/A 60293-2025 FSC-klagomål.docx
@@ -845,7 +845,7 @@
     <w:r>
       <w:tab/>
       <w:tab/>
-      <w:t>2026-03-27</w:t>
+      <w:t>2026-03-28</w:t>
       <w:br/>
       <w:br/>
     </w:r>

--- a/klagomål/A 60293-2025 FSC-klagomål.docx
+++ b/klagomål/A 60293-2025 FSC-klagomål.docx
@@ -845,7 +845,7 @@
     <w:r>
       <w:tab/>
       <w:tab/>
-      <w:t>2026-03-28</w:t>
+      <w:t>2026-03-29</w:t>
       <w:br/>
       <w:br/>
     </w:r>

--- a/klagomål/A 60293-2025 FSC-klagomål.docx
+++ b/klagomål/A 60293-2025 FSC-klagomål.docx
@@ -845,7 +845,7 @@
     <w:r>
       <w:tab/>
       <w:tab/>
-      <w:t>2026-03-29</w:t>
+      <w:t>2026-03-30</w:t>
       <w:br/>
       <w:br/>
     </w:r>

--- a/klagomål/A 60293-2025 FSC-klagomål.docx
+++ b/klagomål/A 60293-2025 FSC-klagomål.docx
@@ -845,7 +845,7 @@
     <w:r>
       <w:tab/>
       <w:tab/>
-      <w:t>2026-03-30</w:t>
+      <w:t>2026-03-31</w:t>
       <w:br/>
       <w:br/>
     </w:r>

--- a/klagomål/A 60293-2025 FSC-klagomål.docx
+++ b/klagomål/A 60293-2025 FSC-klagomål.docx
@@ -845,7 +845,7 @@
     <w:r>
       <w:tab/>
       <w:tab/>
-      <w:t>2026-03-31</w:t>
+      <w:t>2026-04-01</w:t>
       <w:br/>
       <w:br/>
     </w:r>

--- a/klagomål/A 60293-2025 FSC-klagomål.docx
+++ b/klagomål/A 60293-2025 FSC-klagomål.docx
@@ -845,7 +845,7 @@
     <w:r>
       <w:tab/>
       <w:tab/>
-      <w:t>2026-04-01</w:t>
+      <w:t>2026-04-02</w:t>
       <w:br/>
       <w:br/>
     </w:r>

--- a/klagomål/A 60293-2025 FSC-klagomål.docx
+++ b/klagomål/A 60293-2025 FSC-klagomål.docx
@@ -845,7 +845,7 @@
     <w:r>
       <w:tab/>
       <w:tab/>
-      <w:t>2026-04-02</w:t>
+      <w:t>2026-04-03</w:t>
       <w:br/>
       <w:br/>
     </w:r>

--- a/klagomål/A 60293-2025 FSC-klagomål.docx
+++ b/klagomål/A 60293-2025 FSC-klagomål.docx
@@ -845,7 +845,7 @@
     <w:r>
       <w:tab/>
       <w:tab/>
-      <w:t>2026-04-03</w:t>
+      <w:t>2026-04-04</w:t>
       <w:br/>
       <w:br/>
     </w:r>

--- a/klagomål/A 60293-2025 FSC-klagomål.docx
+++ b/klagomål/A 60293-2025 FSC-klagomål.docx
@@ -845,7 +845,7 @@
     <w:r>
       <w:tab/>
       <w:tab/>
-      <w:t>2026-04-04</w:t>
+      <w:t>2026-04-05</w:t>
       <w:br/>
       <w:br/>
     </w:r>

--- a/klagomål/A 60293-2025 FSC-klagomål.docx
+++ b/klagomål/A 60293-2025 FSC-klagomål.docx
@@ -845,7 +845,7 @@
     <w:r>
       <w:tab/>
       <w:tab/>
-      <w:t>2026-04-05</w:t>
+      <w:t>2026-04-06</w:t>
       <w:br/>
       <w:br/>
     </w:r>

--- a/klagomål/A 60293-2025 FSC-klagomål.docx
+++ b/klagomål/A 60293-2025 FSC-klagomål.docx
@@ -845,7 +845,7 @@
     <w:r>
       <w:tab/>
       <w:tab/>
-      <w:t>2026-04-06</w:t>
+      <w:t>2026-04-07</w:t>
       <w:br/>
       <w:br/>
     </w:r>

--- a/klagomål/A 60293-2025 FSC-klagomål.docx
+++ b/klagomål/A 60293-2025 FSC-klagomål.docx
@@ -845,7 +845,7 @@
     <w:r>
       <w:tab/>
       <w:tab/>
-      <w:t>2026-04-07</w:t>
+      <w:t>2026-04-08</w:t>
       <w:br/>
       <w:br/>
     </w:r>

--- a/klagomål/A 60293-2025 FSC-klagomål.docx
+++ b/klagomål/A 60293-2025 FSC-klagomål.docx
@@ -845,7 +845,7 @@
     <w:r>
       <w:tab/>
       <w:tab/>
-      <w:t>2026-04-08</w:t>
+      <w:t>2026-04-09</w:t>
       <w:br/>
       <w:br/>
     </w:r>

--- a/klagomål/A 60293-2025 FSC-klagomål.docx
+++ b/klagomål/A 60293-2025 FSC-klagomål.docx
@@ -845,7 +845,7 @@
     <w:r>
       <w:tab/>
       <w:tab/>
-      <w:t>2026-04-09</w:t>
+      <w:t>2026-04-10</w:t>
       <w:br/>
       <w:br/>
     </w:r>

--- a/klagomål/A 60293-2025 FSC-klagomål.docx
+++ b/klagomål/A 60293-2025 FSC-klagomål.docx
@@ -845,7 +845,7 @@
     <w:r>
       <w:tab/>
       <w:tab/>
-      <w:t>2026-04-10</w:t>
+      <w:t>2026-04-11</w:t>
       <w:br/>
       <w:br/>
     </w:r>

--- a/klagomål/A 60293-2025 FSC-klagomål.docx
+++ b/klagomål/A 60293-2025 FSC-klagomål.docx
@@ -845,7 +845,7 @@
     <w:r>
       <w:tab/>
       <w:tab/>
-      <w:t>2026-04-14</w:t>
+      <w:t>2026-04-15</w:t>
       <w:br/>
       <w:br/>
     </w:r>

--- a/klagomål/A 60293-2025 FSC-klagomål.docx
+++ b/klagomål/A 60293-2025 FSC-klagomål.docx
@@ -845,7 +845,7 @@
     <w:r>
       <w:tab/>
       <w:tab/>
-      <w:t>2026-04-15</w:t>
+      <w:t>2026-04-16</w:t>
       <w:br/>
       <w:br/>
     </w:r>

--- a/klagomål/A 60293-2025 FSC-klagomål.docx
+++ b/klagomål/A 60293-2025 FSC-klagomål.docx
@@ -845,7 +845,7 @@
     <w:r>
       <w:tab/>
       <w:tab/>
-      <w:t>2026-04-16</w:t>
+      <w:t>2026-04-17</w:t>
       <w:br/>
       <w:br/>
     </w:r>

--- a/klagomål/A 60293-2025 FSC-klagomål.docx
+++ b/klagomål/A 60293-2025 FSC-klagomål.docx
@@ -845,7 +845,7 @@
     <w:r>
       <w:tab/>
       <w:tab/>
-      <w:t>2026-04-17</w:t>
+      <w:t>2026-04-18</w:t>
       <w:br/>
       <w:br/>
     </w:r>

--- a/klagomål/A 60293-2025 FSC-klagomål.docx
+++ b/klagomål/A 60293-2025 FSC-klagomål.docx
@@ -845,7 +845,7 @@
     <w:r>
       <w:tab/>
       <w:tab/>
-      <w:t>2026-04-18</w:t>
+      <w:t>2026-04-19</w:t>
       <w:br/>
       <w:br/>
     </w:r>

--- a/klagomål/A 60293-2025 FSC-klagomål.docx
+++ b/klagomål/A 60293-2025 FSC-klagomål.docx
@@ -845,7 +845,7 @@
     <w:r>
       <w:tab/>
       <w:tab/>
-      <w:t>2026-04-19</w:t>
+      <w:t>2026-04-20</w:t>
       <w:br/>
       <w:br/>
     </w:r>

--- a/klagomål/A 60293-2025 FSC-klagomål.docx
+++ b/klagomål/A 60293-2025 FSC-klagomål.docx
@@ -845,7 +845,7 @@
     <w:r>
       <w:tab/>
       <w:tab/>
-      <w:t>2026-04-20</w:t>
+      <w:t>2026-04-21</w:t>
       <w:br/>
       <w:br/>
     </w:r>

--- a/klagomål/A 60293-2025 FSC-klagomål.docx
+++ b/klagomål/A 60293-2025 FSC-klagomål.docx
@@ -845,7 +845,7 @@
     <w:r>
       <w:tab/>
       <w:tab/>
-      <w:t>2026-04-21</w:t>
+      <w:t>2026-04-22</w:t>
       <w:br/>
       <w:br/>
     </w:r>

--- a/klagomål/A 60293-2025 FSC-klagomål.docx
+++ b/klagomål/A 60293-2025 FSC-klagomål.docx
@@ -845,7 +845,7 @@
     <w:r>
       <w:tab/>
       <w:tab/>
-      <w:t>2026-04-22</w:t>
+      <w:t>2026-04-23</w:t>
       <w:br/>
       <w:br/>
     </w:r>

--- a/klagomål/A 60293-2025 FSC-klagomål.docx
+++ b/klagomål/A 60293-2025 FSC-klagomål.docx
@@ -845,7 +845,7 @@
     <w:r>
       <w:tab/>
       <w:tab/>
-      <w:t>2026-04-23</w:t>
+      <w:t>2026-04-24</w:t>
       <w:br/>
       <w:br/>
     </w:r>

--- a/klagomål/A 60293-2025 FSC-klagomål.docx
+++ b/klagomål/A 60293-2025 FSC-klagomål.docx
@@ -845,7 +845,7 @@
     <w:r>
       <w:tab/>
       <w:tab/>
-      <w:t>2026-04-24</w:t>
+      <w:t>2026-04-25</w:t>
       <w:br/>
       <w:br/>
     </w:r>

--- a/klagomål/A 60293-2025 FSC-klagomål.docx
+++ b/klagomål/A 60293-2025 FSC-klagomål.docx
@@ -845,7 +845,7 @@
     <w:r>
       <w:tab/>
       <w:tab/>
-      <w:t>2026-04-25</w:t>
+      <w:t>2026-04-26</w:t>
       <w:br/>
       <w:br/>
     </w:r>

--- a/klagomål/A 60293-2025 FSC-klagomål.docx
+++ b/klagomål/A 60293-2025 FSC-klagomål.docx
@@ -845,7 +845,7 @@
     <w:r>
       <w:tab/>
       <w:tab/>
-      <w:t>2026-04-26</w:t>
+      <w:t>2026-04-27</w:t>
       <w:br/>
       <w:br/>
     </w:r>

--- a/klagomål/A 60293-2025 FSC-klagomål.docx
+++ b/klagomål/A 60293-2025 FSC-klagomål.docx
@@ -845,7 +845,7 @@
     <w:r>
       <w:tab/>
       <w:tab/>
-      <w:t>2026-04-27</w:t>
+      <w:t>2026-04-28</w:t>
       <w:br/>
       <w:br/>
     </w:r>

--- a/klagomål/A 60293-2025 FSC-klagomål.docx
+++ b/klagomål/A 60293-2025 FSC-klagomål.docx
@@ -845,7 +845,7 @@
     <w:r>
       <w:tab/>
       <w:tab/>
-      <w:t>2026-04-28</w:t>
+      <w:t>2026-04-29</w:t>
       <w:br/>
       <w:br/>
     </w:r>

--- a/klagomål/A 60293-2025 FSC-klagomål.docx
+++ b/klagomål/A 60293-2025 FSC-klagomål.docx
@@ -845,7 +845,7 @@
     <w:r>
       <w:tab/>
       <w:tab/>
-      <w:t>2026-04-29</w:t>
+      <w:t>2026-04-30</w:t>
       <w:br/>
       <w:br/>
     </w:r>

--- a/klagomål/A 60293-2025 FSC-klagomål.docx
+++ b/klagomål/A 60293-2025 FSC-klagomål.docx
@@ -845,7 +845,7 @@
     <w:r>
       <w:tab/>
       <w:tab/>
-      <w:t>2026-04-30</w:t>
+      <w:t>2026-05-01</w:t>
       <w:br/>
       <w:br/>
     </w:r>

--- a/klagomål/A 60293-2025 FSC-klagomål.docx
+++ b/klagomål/A 60293-2025 FSC-klagomål.docx
@@ -845,7 +845,7 @@
     <w:r>
       <w:tab/>
       <w:tab/>
-      <w:t>2026-05-01</w:t>
+      <w:t>2026-05-02</w:t>
       <w:br/>
       <w:br/>
     </w:r>

--- a/klagomål/A 60293-2025 FSC-klagomål.docx
+++ b/klagomål/A 60293-2025 FSC-klagomål.docx
@@ -845,7 +845,7 @@
     <w:r>
       <w:tab/>
       <w:tab/>
-      <w:t>2026-05-02</w:t>
+      <w:t>2026-05-03</w:t>
       <w:br/>
       <w:br/>
     </w:r>

--- a/klagomål/A 60293-2025 FSC-klagomål.docx
+++ b/klagomål/A 60293-2025 FSC-klagomål.docx
@@ -845,7 +845,7 @@
     <w:r>
       <w:tab/>
       <w:tab/>
-      <w:t>2026-05-03</w:t>
+      <w:t>2026-05-04</w:t>
       <w:br/>
       <w:br/>
     </w:r>

--- a/klagomål/A 60293-2025 FSC-klagomål.docx
+++ b/klagomål/A 60293-2025 FSC-klagomål.docx
@@ -845,7 +845,7 @@
     <w:r>
       <w:tab/>
       <w:tab/>
-      <w:t>2026-05-04</w:t>
+      <w:t>2026-05-05</w:t>
       <w:br/>
       <w:br/>
     </w:r>

--- a/klagomål/A 60293-2025 FSC-klagomål.docx
+++ b/klagomål/A 60293-2025 FSC-klagomål.docx
@@ -845,7 +845,7 @@
     <w:r>
       <w:tab/>
       <w:tab/>
-      <w:t>2026-05-05</w:t>
+      <w:t>2026-05-06</w:t>
       <w:br/>
       <w:br/>
     </w:r>

--- a/klagomål/A 60293-2025 FSC-klagomål.docx
+++ b/klagomål/A 60293-2025 FSC-klagomål.docx
@@ -845,7 +845,7 @@
     <w:r>
       <w:tab/>
       <w:tab/>
-      <w:t>2026-05-06</w:t>
+      <w:t>2026-05-07</w:t>
       <w:br/>
       <w:br/>
     </w:r>

--- a/klagomål/A 60293-2025 FSC-klagomål.docx
+++ b/klagomål/A 60293-2025 FSC-klagomål.docx
@@ -845,7 +845,7 @@
     <w:r>
       <w:tab/>
       <w:tab/>
-      <w:t>2026-05-07</w:t>
+      <w:t>2026-05-08</w:t>
       <w:br/>
       <w:br/>
     </w:r>

--- a/klagomål/A 60293-2025 FSC-klagomål.docx
+++ b/klagomål/A 60293-2025 FSC-klagomål.docx
@@ -845,7 +845,7 @@
     <w:r>
       <w:tab/>
       <w:tab/>
-      <w:t>2026-05-08</w:t>
+      <w:t>2026-05-09</w:t>
       <w:br/>
       <w:br/>
     </w:r>

--- a/klagomål/A 60293-2025 FSC-klagomål.docx
+++ b/klagomål/A 60293-2025 FSC-klagomål.docx
@@ -845,7 +845,7 @@
     <w:r>
       <w:tab/>
       <w:tab/>
-      <w:t>2026-05-09</w:t>
+      <w:t>2026-05-10</w:t>
       <w:br/>
       <w:br/>
     </w:r>

--- a/klagomål/A 60293-2025 FSC-klagomål.docx
+++ b/klagomål/A 60293-2025 FSC-klagomål.docx
@@ -845,7 +845,7 @@
     <w:r>
       <w:tab/>
       <w:tab/>
-      <w:t>2026-05-10</w:t>
+      <w:t>2026-05-11</w:t>
       <w:br/>
       <w:br/>
     </w:r>

--- a/klagomål/A 60293-2025 FSC-klagomål.docx
+++ b/klagomål/A 60293-2025 FSC-klagomål.docx
@@ -845,7 +845,7 @@
     <w:r>
       <w:tab/>
       <w:tab/>
-      <w:t>2026-05-11</w:t>
+      <w:t>2026-05-12</w:t>
       <w:br/>
       <w:br/>
     </w:r>

--- a/klagomål/A 60293-2025 FSC-klagomål.docx
+++ b/klagomål/A 60293-2025 FSC-klagomål.docx
@@ -168,7 +168,7 @@
     </w:p>
     <w:p>
       <w:r>
-        <w:t>Detta dokument behandlar höga naturvärden i avverkningsanmälan A 60293-2025 i Ale kommun. Denna avverkningsanmälan inkom 2025-12-03 15:44:11 och omfattar 1,9 ha.</w:t>
+        <w:t>Detta dokument behandlar höga naturvärden i avverkningsanmälan A 60293-2025 i Ale kommun. Denna avverkningsanmälan inkom 2025-12-03 00:00:00 och omfattar 1,9 ha.</w:t>
       </w:r>
     </w:p>
     <w:p>
@@ -845,7 +845,7 @@
     <w:r>
       <w:tab/>
       <w:tab/>
-      <w:t>2026-05-12</w:t>
+      <w:t>2026-05-13</w:t>
       <w:br/>
       <w:br/>
     </w:r>

--- a/klagomål/A 60293-2025 FSC-klagomål.docx
+++ b/klagomål/A 60293-2025 FSC-klagomål.docx
@@ -845,7 +845,7 @@
     <w:r>
       <w:tab/>
       <w:tab/>
-      <w:t>2026-05-13</w:t>
+      <w:t>2026-05-14</w:t>
       <w:br/>
       <w:br/>
     </w:r>

--- a/klagomål/A 60293-2025 FSC-klagomål.docx
+++ b/klagomål/A 60293-2025 FSC-klagomål.docx
@@ -845,7 +845,7 @@
     <w:r>
       <w:tab/>
       <w:tab/>
-      <w:t>2026-05-14</w:t>
+      <w:t>2026-05-16</w:t>
       <w:br/>
       <w:br/>
     </w:r>

--- a/klagomål/A 60293-2025 FSC-klagomål.docx
+++ b/klagomål/A 60293-2025 FSC-klagomål.docx
@@ -845,7 +845,7 @@
     <w:r>
       <w:tab/>
       <w:tab/>
-      <w:t>2026-06-15</w:t>
+      <w:t>2026-06-16</w:t>
       <w:br/>
       <w:br/>
     </w:r>

--- a/klagomål/A 60293-2025 FSC-klagomål.docx
+++ b/klagomål/A 60293-2025 FSC-klagomål.docx
@@ -845,7 +845,7 @@
     <w:r>
       <w:tab/>
       <w:tab/>
-      <w:t>2026-06-16</w:t>
+      <w:t>2026-06-17</w:t>
       <w:br/>
       <w:br/>
     </w:r>

--- a/klagomål/A 60293-2025 FSC-klagomål.docx
+++ b/klagomål/A 60293-2025 FSC-klagomål.docx
@@ -1,6 +1,6 @@
 
 <file path=word/document.xml><?xml version="1.0" encoding="utf-8"?>
-<w:document xmlns:wpc="http://schemas.microsoft.com/office/word/2010/wordprocessingCanvas" xmlns:cx="http://schemas.microsoft.com/office/drawing/2014/chartex" xmlns:cx1="http://schemas.microsoft.com/office/drawing/2015/9/8/chartex" xmlns:cx2="http://schemas.microsoft.com/office/drawing/2015/10/21/chartex" xmlns:cx3="http://schemas.microsoft.com/office/drawing/2016/5/9/chartex" xmlns:cx4="http://schemas.microsoft.com/office/drawing/2016/5/10/chartex" xmlns:cx5="http://schemas.microsoft.com/office/drawing/2016/5/11/chartex" xmlns:cx6="http://schemas.microsoft.com/office/drawing/2016/5/12/chartex" xmlns:cx7="http://schemas.microsoft.com/office/drawing/2016/5/13/chartex" xmlns:cx8="http://schemas.microsoft.com/office/drawing/2016/5/14/chartex" xmlns:mc="http://schemas.openxmlformats.org/markup-compatibility/2006" xmlns:aink="http://schemas.microsoft.com/office/drawing/2016/ink" xmlns:am3d="http://schemas.microsoft.com/office/drawing/2017/model3d" xmlns:o="urn:schemas-microsoft-com:office:office" xmlns:oel="http://schemas.microsoft.com/office/2019/extlst" xmlns:r="http://schemas.openxmlformats.org/officeDocument/2006/relationships" xmlns:m="http://schemas.openxmlformats.org/officeDocument/2006/math" xmlns:v="urn:schemas-microsoft-com:vml" xmlns:wp14="http://schemas.microsoft.com/office/word/2010/wordprocessingDrawing" xmlns:wp="http://schemas.openxmlformats.org/drawingml/2006/wordprocessingDrawing" xmlns:w10="urn:schemas-microsoft-com:office:word" xmlns:w="http://schemas.openxmlformats.org/wordprocessingml/2006/main" xmlns:w14="http://schemas.microsoft.com/office/word/2010/wordml" xmlns:w15="http://schemas.microsoft.com/office/word/2012/wordml" xmlns:w16cex="http://schemas.microsoft.com/office/word/2018/wordml/cex" xmlns:w16cid="http://schemas.microsoft.com/office/word/2016/wordml/cid" xmlns:w16="http://schemas.microsoft.com/office/word/2018/wordml" xmlns:w16sdtdh="http://schemas.microsoft.com/office/word/2020/wordml/sdtdatahash" xmlns:w16se="http://schemas.microsoft.com/office/word/2015/wordml/symex" xmlns:wpg="http://schemas.microsoft.com/office/word/2010/wordprocessingGroup" xmlns:wpi="http://schemas.microsoft.com/office/word/2010/wordprocessingInk" xmlns:wne="http://schemas.microsoft.com/office/word/2006/wordml" xmlns:wps="http://schemas.microsoft.com/office/word/2010/wordprocessingShape" mc:Ignorable="w14 w15 w16se w16cid w16 w16cex w16sdtdh wp14">
+<w:document xmlns:wpc="http://schemas.microsoft.com/office/word/2010/wordprocessingCanvas" xmlns:cx="http://schemas.microsoft.com/office/drawing/2014/chartex" xmlns:cx1="http://schemas.microsoft.com/office/drawing/2015/9/8/chartex" xmlns:cx2="http://schemas.microsoft.com/office/drawing/2015/10/21/chartex" xmlns:cx3="http://schemas.microsoft.com/office/drawing/2016/5/9/chartex" xmlns:cx4="http://schemas.microsoft.com/office/drawing/2016/5/10/chartex" xmlns:cx5="http://schemas.microsoft.com/office/drawing/2016/5/11/chartex" xmlns:cx6="http://schemas.microsoft.com/office/drawing/2016/5/12/chartex" xmlns:cx7="http://schemas.microsoft.com/office/drawing/2016/5/13/chartex" xmlns:cx8="http://schemas.microsoft.com/office/drawing/2016/5/14/chartex" xmlns:mc="http://schemas.openxmlformats.org/markup-compatibility/2006" xmlns:aink="http://schemas.microsoft.com/office/drawing/2016/ink" xmlns:am3d="http://schemas.microsoft.com/office/drawing/2017/model3d" xmlns:o="urn:schemas-microsoft-com:office:office" xmlns:oel="http://schemas.microsoft.com/office/2019/extlst" xmlns:r="http://schemas.openxmlformats.org/officeDocument/2006/relationships" xmlns:m="http://schemas.openxmlformats.org/officeDocument/2006/math" xmlns:v="urn:schemas-microsoft-com:vml" xmlns:wp14="http://schemas.microsoft.com/office/word/2010/wordprocessingDrawing" xmlns:wp="http://schemas.openxmlformats.org/drawingml/2006/wordprocessingDrawing" xmlns:w10="urn:schemas-microsoft-com:office:word" xmlns:w="http://schemas.openxmlformats.org/wordprocessingml/2006/main" xmlns:w14="http://schemas.microsoft.com/office/word/2010/wordml" xmlns:w15="http://schemas.microsoft.com/office/word/2012/wordml" xmlns:w16cex="http://schemas.microsoft.com/office/word/2018/wordml/cex" xmlns:w16cid="http://schemas.microsoft.com/office/word/2016/wordml/cid" xmlns:w16="http://schemas.microsoft.com/office/word/2018/wordml" xmlns:w16du="http://schemas.microsoft.com/office/word/2023/wordml/word16du" xmlns:w16sdtdh="http://schemas.microsoft.com/office/word/2020/wordml/sdtdatahash" xmlns:w16sdtfl="http://schemas.microsoft.com/office/word/2024/wordml/sdtformatlock" xmlns:w16se="http://schemas.microsoft.com/office/word/2015/wordml/symex" xmlns:wpg="http://schemas.microsoft.com/office/word/2010/wordprocessingGroup" xmlns:wpi="http://schemas.microsoft.com/office/word/2010/wordprocessingInk" xmlns:wne="http://schemas.microsoft.com/office/word/2006/wordml" xmlns:wps="http://schemas.microsoft.com/office/word/2010/wordprocessingShape" mc:Ignorable="w14 w15 w16se w16cid w16 w16cex w16sdtdh w16sdtfl w16du wp14">
   <w:body>
     <w:p>
       <w:r>
@@ -168,7 +168,7 @@
     </w:p>
     <w:p>
       <w:r>
-        <w:t>Detta dokument behandlar höga naturvärden i avverkningsanmälan A 60293-2025 i Ale kommun. Denna avverkningsanmälan inkom 2025-12-03 00:00:00 och omfattar 1,9 ha.</w:t>
+        <w:t>Detta dokument behandlar höga naturvärden i avverkningsanmälan A 60293-2025 i Ale kommun som inkom 2025-12-03 och omfattar 1,9 ha.</w:t>
       </w:r>
     </w:p>
     <w:p>
@@ -191,12 +191,15 @@
     </w:p>
     <w:p>
       <w:r>
-        <w:t>I avverkningsanmälan har följande 4 naturvårdsarter hittats: entita (NT, §4), rödvingetrast (NT, §4), björksplintborre (S) och gulnål (S). Av dessa är 2 rödlistade. För rödlistade arter har rödlistekategorin angivits inom parentes. Arter som är signalarter enligt Skogsstyrelsen har markerats med (S). För fridlysta arter anges även paragrafen i Artskyddsförordningen som arten är fridlyst enligt.</w:t>
+        <w:t>I och inom 13 meter från avverkningsanmälan har följande 7 naturvårdsarter hittats: entita (NT, T, §4), rödvingetrast (NT, §4), stor sotdyna (NT), björksplintborre (S), gulnål (S, T), rostfläck (S, T) och stjärtmes (T, §4). Av dessa är 3 rödlistade. För rödlistade arter har rödlistekategorin angivits inom parentes. Arter som är signalarter enligt Skogsstyrelsen har markerats med (S). Typiska arter inom Natura 2000 som är kopplade till skogsekosystem har markerats med (T). För fridlysta arter anges även paragrafen i Artskyddsförordningen som arten är fridlyst enligt.</w:t>
       </w:r>
     </w:p>
     <w:p>
       <w:r>
-        <w:t>De påträffade naturvårdsarterna är ett tydligt kvitto på att detta rör sig om en skog med höga naturvärden. I Figur 1 visas en karta över det avverkningsanmälda området, där samtliga fyndplatser för naturvårdsarter som finns registrerade på Artportalen har markerats.</w:t>
+        <w:t>De påträffade naturvårdsarterna är ett tydligt kvitto på att det rör sig om en skog med höga naturvärden.</w:t>
+      </w:r>
+      <w:r>
+        <w:t xml:space="preserve"> I Figur 1 visas fyndplatser för naturvårdsarter i området, som finns registrerade på Artportalen.</w:t>
       </w:r>
     </w:p>
     <w:p>
@@ -206,7 +209,7 @@
       <w:r>
         <w:drawing>
           <wp:inline xmlns:a="http://schemas.openxmlformats.org/drawingml/2006/main" xmlns:pic="http://schemas.openxmlformats.org/drawingml/2006/picture">
-            <wp:extent cx="5486400" cy="4380635"/>
+            <wp:extent cx="5430472" cy="5688000"/>
             <wp:docPr id="1" name="Picture 1"/>
             <wp:cNvGraphicFramePr>
               <a:graphicFrameLocks noChangeAspect="1"/>
@@ -227,7 +230,7 @@
                   <pic:spPr>
                     <a:xfrm>
                       <a:off x="0" y="0"/>
-                      <a:ext cx="5486400" cy="4380635"/>
+                      <a:ext cx="5430472" cy="5688000"/>
                     </a:xfrm>
                     <a:prstGeom prst="rect"/>
                   </pic:spPr>
@@ -241,9 +244,99 @@
     <w:p>
       <w:pPr>
         <w:pStyle w:val="Caption"/>
+        <w:spacing w:after="240"/>
       </w:pPr>
       <w:r>
-        <w:t>Figur 1. Fyndplatser för naturvårdsarter i det avverkningsanmälda området (röd linje). Markörer utan svart kant är placerade på fyndplatsen. Markörer med svart kant är placerade vid sidan av fyndplatsen och har ett svart streck som visar fyndplatsens exakta position. Kartans mittpunktskoordinat är N 6432781, E 334551 i SWEREF 99 TM.</w:t>
+        <w:t>Figur 1. Fyndplatser för naturvårdsarter i och inom 13 meter från avverkningsanmälan (röd linje). Markörer utan svart kant är placerade på fyndplatsen. Markörer med svart kant är placerade vid sidan av fyndplatsen och har ett svart streck som visar fyndplatsens exakta position. Kartans mittpunktskoordinat är N 6432781, E 334551 i SWEREF 99 TM.</w:t>
+      </w:r>
+    </w:p>
+    <w:p>
+      <w:pPr>
+        <w:pStyle w:val="Heading2"/>
+      </w:pPr>
+      <w:r>
+        <w:t>Fridlysta arter</w:t>
+      </w:r>
+    </w:p>
+    <w:p>
+      <w:r>
+        <w:t>Följande fridlysta arter har sina livsmiljöer och växtplatser i den avverkningsanmälda skogen: entita (NT, T, §4), rödvingetrast (NT, §4) och stjärtmes (T, §4).</w:t>
+      </w:r>
+    </w:p>
+    <w:p>
+      <w:r>
+        <w:t xml:space="preserve">Observera att medlemsländerna är skyldiga att agera i enlighet med EU:s fågeldirektiv där det uttryckligen står att direktivet gäller för fåglar samt för deras ägg, bon och </w:t>
+      </w:r>
+      <w:r>
+        <w:rPr>
+          <w:b/>
+        </w:rPr>
+        <w:t xml:space="preserve">livsmiljöer </w:t>
+      </w:r>
+      <w:r>
+        <w:t>(artikel 1). Vidare att de åtgärder som vidtas inte får leda till en försämring av den nuvarande situationen beträffande bevarandet av de fågelarter som avses i artikel 1 (artikel 13). Fågeldirektivet är styrande för tillsynsansvariga myndigheters ärendehantering, ställningstaganden och beslutsfattande.</w:t>
+      </w:r>
+    </w:p>
+    <w:p>
+      <w:r>
+        <w:rPr>
+          <w:b/>
+        </w:rPr>
+        <w:t>Entita (NT, §4)</w:t>
+      </w:r>
+      <w:r>
+        <w:t xml:space="preserve">, rödlistad som nära hotad och prioriterad art i Skogsvårdslagen, har häckningsrevir i anmälan. Minskningstakten innevarande 10-årsperiod beräknas till 20 (10–30) % och bedöms vara nära gränsvärdet för Sårbar (VU). Entitan är ortstrogen och reviret är i genomsnitt omkring 5 hektar, ibland uppåt 20 hektar stort. Entitan är en utpräglad lövskogsfågel som föredrar flerskiktade, gärna högvuxna skogar med inslag av äldre träd och välutvecklat buskskikt. Även alkärr med videsnår hör till de miljöer som utnyttjas. Arten häckar ofta i skogar som är svagt eller inte alls påverkade av skogsbruk, ofta rör det sig om värdekärnor med höga naturvärden. Entitan missgynnas av konventionellt skogsbruk och dess ortstrohet och dåliga spridningsförmåga gör den känslig för fragmentering. Entita är typisk art för </w:t>
+      </w:r>
+      <w:r>
+        <w:rPr>
+          <w:i/>
+        </w:rPr>
+        <w:t>9080 Lövsumpskog</w:t>
+      </w:r>
+      <w:r>
+        <w:t xml:space="preserve"> (Skogsstyrelsen, 2016, SLU Artdatabanken, 2021).</w:t>
+      </w:r>
+    </w:p>
+    <w:p>
+      <w:r>
+        <w:rPr>
+          <w:b/>
+        </w:rPr>
+        <w:t>Stjärtmes (§4)</w:t>
+      </w:r>
+      <w:r>
+        <w:t xml:space="preserve"> häckar i löv- och blandskog. Studier har visat att den behöver ca 15 % medelålders till äldre lövrika bestånd (&gt;50 % löv), om avståndet mellan bestånden är 500 m. Stjärtmes är fridlyst enligt 4§ artskyddsförordningen och typisk art för </w:t>
+      </w:r>
+      <w:r>
+        <w:rPr>
+          <w:i/>
+        </w:rPr>
+        <w:t>9010 Taiga, 9030 Landhöjningsskog, 9080 Lövsumpskog</w:t>
+      </w:r>
+      <w:r>
+        <w:t xml:space="preserve"> och</w:t>
+      </w:r>
+      <w:r>
+        <w:rPr>
+          <w:i/>
+        </w:rPr>
+        <w:t xml:space="preserve"> 9750 Svämlövskog </w:t>
+      </w:r>
+      <w:r>
+        <w:t>(Jansson, 1999; Skogsstyrelsen, 2014; SLU Artdatabanken, 2025).</w:t>
+      </w:r>
+    </w:p>
+    <w:p>
+      <w:r>
+        <w:t>I BILAGA 1 finns mer detaljerad information om ekologi samt krav på livsmiljö hos fridlysta arter.</w:t>
+      </w:r>
+    </w:p>
+    <w:p>
+      <w:pPr>
+        <w:pStyle w:val="Heading2"/>
+      </w:pPr>
+      <w:r>
+        <w:t>Övriga naturvårdsarter</w:t>
       </w:r>
     </w:p>
     <w:p>
@@ -287,30 +380,23 @@
       </w:r>
     </w:p>
     <w:p>
-      <w:pPr>
-        <w:pStyle w:val="Heading1"/>
-      </w:pPr>
-      <w:r>
-        <w:t>Fridlysta arter</w:t>
-      </w:r>
-    </w:p>
-    <w:p>
-      <w:r>
-        <w:t>Följande fridlysta arter har sina livsmiljöer och växtplatser i den avverkningsanmälda skogen: entita (NT, §4) och rödvingetrast (NT, §4).</w:t>
-      </w:r>
-    </w:p>
-    <w:p>
-      <w:r>
-        <w:t xml:space="preserve">Observera att medlemsländerna är skyldiga att agera i enlighet med EU:s fågeldirektiv där det uttryckligen står att direktivet gäller för fåglar samt för deras ägg, bon och </w:t>
-      </w:r>
       <w:r>
         <w:rPr>
           <w:b/>
         </w:rPr>
-        <w:t xml:space="preserve">livsmiljöer </w:t>
+        <w:t xml:space="preserve">Rostfläck </w:t>
       </w:r>
       <w:r>
-        <w:t>(artikel 1). Vidare att de åtgärder som vidtas inte får leda till en försämring av den nuvarande situationen beträffande bevarandet av de fågelarter som avses i artikel 1 (artikel 13). Fågeldirektivet är styrande för tillsynsansvariga myndigheters ärendehantering, ställningstaganden och beslutsfattande.</w:t>
+        <w:t xml:space="preserve">signalerar framför allt höga naturvärden i östra Sverige samt norr om den naturliga norrlandsgränsen. Arten indikerar här skogsmiljöer som under lång tid haft ett konstant fuktigt mikroklimat. Rika förekomster i Norrland visar sannolikt på bestånd med långvarig kontinuitet av gamla träd. När laven påträffas i alkärr signalerar den höga naturvärden inom hela sitt utbredningsområde. Rostfläck är typisk art för </w:t>
+      </w:r>
+      <w:r>
+        <w:rPr>
+          <w:i/>
+        </w:rPr>
+        <w:t xml:space="preserve">9190 Näringsfattig ekskog </w:t>
+      </w:r>
+      <w:r>
+        <w:t>(Nitare &amp; Skogsstyrelsen, 2019; SLU Artdatabanken, 2025).</w:t>
       </w:r>
     </w:p>
     <w:p>
@@ -318,24 +404,10 @@
         <w:rPr>
           <w:b/>
         </w:rPr>
-        <w:t>Entita (NT, §4)</w:t>
+        <w:t>Stor sotdyna (NT)</w:t>
       </w:r>
       <w:r>
-        <w:t xml:space="preserve">, rödlistad som nära hotad och prioriterad art i Skogsvårdslagen, har häckningsrevir i anmälan. Minskningstakten innevarande 10-årsperiod beräknas till 20 (10–30) % och bedöms vara nära gränsvärdet för Sårbar (VU). Entitan är ortstrogen och reviret är i genomsnitt omkring 5 hektar, ibland uppåt 20 hektar stort. Entitan är en utpräglad lövskogsfågel som föredrar flerskiktade, gärna högvuxna skogar med inslag av äldre träd och välutvecklat buskskikt. Även alkärr med videsnår hör till de miljöer som utnyttjas. Arten häckar ofta i skogar som är svagt eller inte alls påverkade av skogsbruk, ofta rör det sig om värdekärnor med höga naturvärden. Entitan missgynnas av konventionellt skogsbruk och dess ortstrohet och dåliga spridningsförmåga gör den känslig för fragmentering. Entita är typisk art för </w:t>
-      </w:r>
-      <w:r>
-        <w:rPr>
-          <w:i/>
-        </w:rPr>
-        <w:t>9080 Lövsumpskog</w:t>
-      </w:r>
-      <w:r>
-        <w:t xml:space="preserve"> (Skogsstyrelsen, 2016, SLU Artdatabanken, 2021).</w:t>
-      </w:r>
-    </w:p>
-    <w:p>
-      <w:r>
-        <w:t>I BILAGA 1 finns mer detaljerad information om ekologi samt krav på livsmiljö hos fridlysta arter.</w:t>
+        <w:t xml:space="preserve"> är en vednedbrytare som växer på gamla, döda, stående eller fallna, ännu barkförsedda stammar av klibbal där de svarta stromata bryter fram under bark eller ur ved. Arten missgynnas av att olikåldriga bestånd av äldre klibbal med lång kontinuitet blir alltmer sällsynta. En slutavverkning, skoglig gallring eller annat uttag av virke som ger ett förändrat lokalklimat på växtplatsen innebär ett direkt hot. Även minskad tillgång på lämpliga substrat, d.v.s. murknande lövved, är ett hot. Skogliga åtgärder som innebär att lågor och döda eller skadade träd tas bort missgynnar arten (SLU Artdatabanken, 2024).</w:t>
       </w:r>
     </w:p>
     <w:p>
@@ -444,7 +516,7 @@
         <w:rPr>
           <w:i/>
         </w:rPr>
-        <w:t>I det avverkningsanmälda skogsområdet har 4 naturvårdsarter varav 2 rödlistade arter sina livsmiljöer och växtplatser.</w:t>
+        <w:t>I det avverkningsanmälda skogsområdet har 7 naturvårdsarter varav 3 rödlistade arter sina livsmiljöer och växtplatser.</w:t>
       </w:r>
     </w:p>
     <w:p>
@@ -735,7 +807,7 @@
 </file>
 
 <file path=word/endnotes.xml><?xml version="1.0" encoding="utf-8"?>
-<w:endnotes xmlns:wpc="http://schemas.microsoft.com/office/word/2010/wordprocessingCanvas" xmlns:cx="http://schemas.microsoft.com/office/drawing/2014/chartex" xmlns:cx1="http://schemas.microsoft.com/office/drawing/2015/9/8/chartex" xmlns:cx2="http://schemas.microsoft.com/office/drawing/2015/10/21/chartex" xmlns:cx3="http://schemas.microsoft.com/office/drawing/2016/5/9/chartex" xmlns:cx4="http://schemas.microsoft.com/office/drawing/2016/5/10/chartex" xmlns:cx5="http://schemas.microsoft.com/office/drawing/2016/5/11/chartex" xmlns:cx6="http://schemas.microsoft.com/office/drawing/2016/5/12/chartex" xmlns:cx7="http://schemas.microsoft.com/office/drawing/2016/5/13/chartex" xmlns:cx8="http://schemas.microsoft.com/office/drawing/2016/5/14/chartex" xmlns:mc="http://schemas.openxmlformats.org/markup-compatibility/2006" xmlns:aink="http://schemas.microsoft.com/office/drawing/2016/ink" xmlns:am3d="http://schemas.microsoft.com/office/drawing/2017/model3d" xmlns:o="urn:schemas-microsoft-com:office:office" xmlns:oel="http://schemas.microsoft.com/office/2019/extlst" xmlns:r="http://schemas.openxmlformats.org/officeDocument/2006/relationships" xmlns:m="http://schemas.openxmlformats.org/officeDocument/2006/math" xmlns:v="urn:schemas-microsoft-com:vml" xmlns:wp14="http://schemas.microsoft.com/office/word/2010/wordprocessingDrawing" xmlns:wp="http://schemas.openxmlformats.org/drawingml/2006/wordprocessingDrawing" xmlns:w10="urn:schemas-microsoft-com:office:word" xmlns:w="http://schemas.openxmlformats.org/wordprocessingml/2006/main" xmlns:w14="http://schemas.microsoft.com/office/word/2010/wordml" xmlns:w15="http://schemas.microsoft.com/office/word/2012/wordml" xmlns:w16cex="http://schemas.microsoft.com/office/word/2018/wordml/cex" xmlns:w16cid="http://schemas.microsoft.com/office/word/2016/wordml/cid" xmlns:w16="http://schemas.microsoft.com/office/word/2018/wordml" xmlns:w16sdtdh="http://schemas.microsoft.com/office/word/2020/wordml/sdtdatahash" xmlns:w16se="http://schemas.microsoft.com/office/word/2015/wordml/symex" xmlns:wpg="http://schemas.microsoft.com/office/word/2010/wordprocessingGroup" xmlns:wpi="http://schemas.microsoft.com/office/word/2010/wordprocessingInk" xmlns:wne="http://schemas.microsoft.com/office/word/2006/wordml" xmlns:wps="http://schemas.microsoft.com/office/word/2010/wordprocessingShape" mc:Ignorable="w14 w15 w16se w16cid w16 w16cex w16sdtdh wp14">
+<w:endnotes xmlns:wpc="http://schemas.microsoft.com/office/word/2010/wordprocessingCanvas" xmlns:cx="http://schemas.microsoft.com/office/drawing/2014/chartex" xmlns:cx1="http://schemas.microsoft.com/office/drawing/2015/9/8/chartex" xmlns:cx2="http://schemas.microsoft.com/office/drawing/2015/10/21/chartex" xmlns:cx3="http://schemas.microsoft.com/office/drawing/2016/5/9/chartex" xmlns:cx4="http://schemas.microsoft.com/office/drawing/2016/5/10/chartex" xmlns:cx5="http://schemas.microsoft.com/office/drawing/2016/5/11/chartex" xmlns:cx6="http://schemas.microsoft.com/office/drawing/2016/5/12/chartex" xmlns:cx7="http://schemas.microsoft.com/office/drawing/2016/5/13/chartex" xmlns:cx8="http://schemas.microsoft.com/office/drawing/2016/5/14/chartex" xmlns:mc="http://schemas.openxmlformats.org/markup-compatibility/2006" xmlns:aink="http://schemas.microsoft.com/office/drawing/2016/ink" xmlns:am3d="http://schemas.microsoft.com/office/drawing/2017/model3d" xmlns:o="urn:schemas-microsoft-com:office:office" xmlns:oel="http://schemas.microsoft.com/office/2019/extlst" xmlns:r="http://schemas.openxmlformats.org/officeDocument/2006/relationships" xmlns:m="http://schemas.openxmlformats.org/officeDocument/2006/math" xmlns:v="urn:schemas-microsoft-com:vml" xmlns:wp14="http://schemas.microsoft.com/office/word/2010/wordprocessingDrawing" xmlns:wp="http://schemas.openxmlformats.org/drawingml/2006/wordprocessingDrawing" xmlns:w10="urn:schemas-microsoft-com:office:word" xmlns:w="http://schemas.openxmlformats.org/wordprocessingml/2006/main" xmlns:w14="http://schemas.microsoft.com/office/word/2010/wordml" xmlns:w15="http://schemas.microsoft.com/office/word/2012/wordml" xmlns:w16cex="http://schemas.microsoft.com/office/word/2018/wordml/cex" xmlns:w16cid="http://schemas.microsoft.com/office/word/2016/wordml/cid" xmlns:w16="http://schemas.microsoft.com/office/word/2018/wordml" xmlns:w16du="http://schemas.microsoft.com/office/word/2023/wordml/word16du" xmlns:w16sdtdh="http://schemas.microsoft.com/office/word/2020/wordml/sdtdatahash" xmlns:w16sdtfl="http://schemas.microsoft.com/office/word/2024/wordml/sdtformatlock" xmlns:w16se="http://schemas.microsoft.com/office/word/2015/wordml/symex" xmlns:wpg="http://schemas.microsoft.com/office/word/2010/wordprocessingGroup" xmlns:wpi="http://schemas.microsoft.com/office/word/2010/wordprocessingInk" xmlns:wne="http://schemas.microsoft.com/office/word/2006/wordml" xmlns:wps="http://schemas.microsoft.com/office/word/2010/wordprocessingShape" mc:Ignorable="w14 w15 w16se w16cid w16 w16cex w16sdtdh w16sdtfl w16du wp14">
   <w:endnote w:type="separator" w:id="-1">
     <w:p>
       <w:pPr>
@@ -760,7 +832,7 @@
 </file>
 
 <file path=word/footer1.xml><?xml version="1.0" encoding="utf-8"?>
-<w:ftr xmlns:wpc="http://schemas.microsoft.com/office/word/2010/wordprocessingCanvas" xmlns:cx="http://schemas.microsoft.com/office/drawing/2014/chartex" xmlns:cx1="http://schemas.microsoft.com/office/drawing/2015/9/8/chartex" xmlns:cx2="http://schemas.microsoft.com/office/drawing/2015/10/21/chartex" xmlns:cx3="http://schemas.microsoft.com/office/drawing/2016/5/9/chartex" xmlns:cx4="http://schemas.microsoft.com/office/drawing/2016/5/10/chartex" xmlns:cx5="http://schemas.microsoft.com/office/drawing/2016/5/11/chartex" xmlns:cx6="http://schemas.microsoft.com/office/drawing/2016/5/12/chartex" xmlns:cx7="http://schemas.microsoft.com/office/drawing/2016/5/13/chartex" xmlns:cx8="http://schemas.microsoft.com/office/drawing/2016/5/14/chartex" xmlns:mc="http://schemas.openxmlformats.org/markup-compatibility/2006" xmlns:aink="http://schemas.microsoft.com/office/drawing/2016/ink" xmlns:am3d="http://schemas.microsoft.com/office/drawing/2017/model3d" xmlns:o="urn:schemas-microsoft-com:office:office" xmlns:oel="http://schemas.microsoft.com/office/2019/extlst" xmlns:r="http://schemas.openxmlformats.org/officeDocument/2006/relationships" xmlns:m="http://schemas.openxmlformats.org/officeDocument/2006/math" xmlns:v="urn:schemas-microsoft-com:vml" xmlns:wp14="http://schemas.microsoft.com/office/word/2010/wordprocessingDrawing" xmlns:wp="http://schemas.openxmlformats.org/drawingml/2006/wordprocessingDrawing" xmlns:w10="urn:schemas-microsoft-com:office:word" xmlns:w="http://schemas.openxmlformats.org/wordprocessingml/2006/main" xmlns:w14="http://schemas.microsoft.com/office/word/2010/wordml" xmlns:w15="http://schemas.microsoft.com/office/word/2012/wordml" xmlns:w16cex="http://schemas.microsoft.com/office/word/2018/wordml/cex" xmlns:w16cid="http://schemas.microsoft.com/office/word/2016/wordml/cid" xmlns:w16="http://schemas.microsoft.com/office/word/2018/wordml" xmlns:w16sdtdh="http://schemas.microsoft.com/office/word/2020/wordml/sdtdatahash" xmlns:w16se="http://schemas.microsoft.com/office/word/2015/wordml/symex" xmlns:wpg="http://schemas.microsoft.com/office/word/2010/wordprocessingGroup" xmlns:wpi="http://schemas.microsoft.com/office/word/2010/wordprocessingInk" xmlns:wne="http://schemas.microsoft.com/office/word/2006/wordml" xmlns:wps="http://schemas.microsoft.com/office/word/2010/wordprocessingShape" mc:Ignorable="w14 w15 w16se w16cid w16 w16cex w16sdtdh wp14">
+<w:ftr xmlns:wpc="http://schemas.microsoft.com/office/word/2010/wordprocessingCanvas" xmlns:cx="http://schemas.microsoft.com/office/drawing/2014/chartex" xmlns:cx1="http://schemas.microsoft.com/office/drawing/2015/9/8/chartex" xmlns:cx2="http://schemas.microsoft.com/office/drawing/2015/10/21/chartex" xmlns:cx3="http://schemas.microsoft.com/office/drawing/2016/5/9/chartex" xmlns:cx4="http://schemas.microsoft.com/office/drawing/2016/5/10/chartex" xmlns:cx5="http://schemas.microsoft.com/office/drawing/2016/5/11/chartex" xmlns:cx6="http://schemas.microsoft.com/office/drawing/2016/5/12/chartex" xmlns:cx7="http://schemas.microsoft.com/office/drawing/2016/5/13/chartex" xmlns:cx8="http://schemas.microsoft.com/office/drawing/2016/5/14/chartex" xmlns:mc="http://schemas.openxmlformats.org/markup-compatibility/2006" xmlns:aink="http://schemas.microsoft.com/office/drawing/2016/ink" xmlns:am3d="http://schemas.microsoft.com/office/drawing/2017/model3d" xmlns:o="urn:schemas-microsoft-com:office:office" xmlns:oel="http://schemas.microsoft.com/office/2019/extlst" xmlns:r="http://schemas.openxmlformats.org/officeDocument/2006/relationships" xmlns:m="http://schemas.openxmlformats.org/officeDocument/2006/math" xmlns:v="urn:schemas-microsoft-com:vml" xmlns:wp14="http://schemas.microsoft.com/office/word/2010/wordprocessingDrawing" xmlns:wp="http://schemas.openxmlformats.org/drawingml/2006/wordprocessingDrawing" xmlns:w10="urn:schemas-microsoft-com:office:word" xmlns:w="http://schemas.openxmlformats.org/wordprocessingml/2006/main" xmlns:w14="http://schemas.microsoft.com/office/word/2010/wordml" xmlns:w15="http://schemas.microsoft.com/office/word/2012/wordml" xmlns:w16cex="http://schemas.microsoft.com/office/word/2018/wordml/cex" xmlns:w16cid="http://schemas.microsoft.com/office/word/2016/wordml/cid" xmlns:w16="http://schemas.microsoft.com/office/word/2018/wordml" xmlns:w16du="http://schemas.microsoft.com/office/word/2023/wordml/word16du" xmlns:w16sdtdh="http://schemas.microsoft.com/office/word/2020/wordml/sdtdatahash" xmlns:w16sdtfl="http://schemas.microsoft.com/office/word/2024/wordml/sdtformatlock" xmlns:w16se="http://schemas.microsoft.com/office/word/2015/wordml/symex" xmlns:wpg="http://schemas.microsoft.com/office/word/2010/wordprocessingGroup" xmlns:wpi="http://schemas.microsoft.com/office/word/2010/wordprocessingInk" xmlns:wne="http://schemas.microsoft.com/office/word/2006/wordml" xmlns:wps="http://schemas.microsoft.com/office/word/2010/wordprocessingShape" mc:Ignorable="w14 w15 w16se w16cid w16 w16cex w16sdtdh w16sdtfl w16du wp14">
   <w:p>
     <w:pPr>
       <w:pStyle w:val="Footer"/>
@@ -770,7 +842,7 @@
 </file>
 
 <file path=word/footer2.xml><?xml version="1.0" encoding="utf-8"?>
-<w:ftr xmlns:wpc="http://schemas.microsoft.com/office/word/2010/wordprocessingCanvas" xmlns:cx="http://schemas.microsoft.com/office/drawing/2014/chartex" xmlns:cx1="http://schemas.microsoft.com/office/drawing/2015/9/8/chartex" xmlns:cx2="http://schemas.microsoft.com/office/drawing/2015/10/21/chartex" xmlns:cx3="http://schemas.microsoft.com/office/drawing/2016/5/9/chartex" xmlns:cx4="http://schemas.microsoft.com/office/drawing/2016/5/10/chartex" xmlns:cx5="http://schemas.microsoft.com/office/drawing/2016/5/11/chartex" xmlns:cx6="http://schemas.microsoft.com/office/drawing/2016/5/12/chartex" xmlns:cx7="http://schemas.microsoft.com/office/drawing/2016/5/13/chartex" xmlns:cx8="http://schemas.microsoft.com/office/drawing/2016/5/14/chartex" xmlns:mc="http://schemas.openxmlformats.org/markup-compatibility/2006" xmlns:aink="http://schemas.microsoft.com/office/drawing/2016/ink" xmlns:am3d="http://schemas.microsoft.com/office/drawing/2017/model3d" xmlns:o="urn:schemas-microsoft-com:office:office" xmlns:oel="http://schemas.microsoft.com/office/2019/extlst" xmlns:r="http://schemas.openxmlformats.org/officeDocument/2006/relationships" xmlns:m="http://schemas.openxmlformats.org/officeDocument/2006/math" xmlns:v="urn:schemas-microsoft-com:vml" xmlns:wp14="http://schemas.microsoft.com/office/word/2010/wordprocessingDrawing" xmlns:wp="http://schemas.openxmlformats.org/drawingml/2006/wordprocessingDrawing" xmlns:w10="urn:schemas-microsoft-com:office:word" xmlns:w="http://schemas.openxmlformats.org/wordprocessingml/2006/main" xmlns:w14="http://schemas.microsoft.com/office/word/2010/wordml" xmlns:w15="http://schemas.microsoft.com/office/word/2012/wordml" xmlns:w16cex="http://schemas.microsoft.com/office/word/2018/wordml/cex" xmlns:w16cid="http://schemas.microsoft.com/office/word/2016/wordml/cid" xmlns:w16="http://schemas.microsoft.com/office/word/2018/wordml" xmlns:w16sdtdh="http://schemas.microsoft.com/office/word/2020/wordml/sdtdatahash" xmlns:w16se="http://schemas.microsoft.com/office/word/2015/wordml/symex" xmlns:wpg="http://schemas.microsoft.com/office/word/2010/wordprocessingGroup" xmlns:wpi="http://schemas.microsoft.com/office/word/2010/wordprocessingInk" xmlns:wne="http://schemas.microsoft.com/office/word/2006/wordml" xmlns:wps="http://schemas.microsoft.com/office/word/2010/wordprocessingShape" mc:Ignorable="w14 w15 w16se w16cid w16 w16cex w16sdtdh wp14">
+<w:ftr xmlns:wpc="http://schemas.microsoft.com/office/word/2010/wordprocessingCanvas" xmlns:cx="http://schemas.microsoft.com/office/drawing/2014/chartex" xmlns:cx1="http://schemas.microsoft.com/office/drawing/2015/9/8/chartex" xmlns:cx2="http://schemas.microsoft.com/office/drawing/2015/10/21/chartex" xmlns:cx3="http://schemas.microsoft.com/office/drawing/2016/5/9/chartex" xmlns:cx4="http://schemas.microsoft.com/office/drawing/2016/5/10/chartex" xmlns:cx5="http://schemas.microsoft.com/office/drawing/2016/5/11/chartex" xmlns:cx6="http://schemas.microsoft.com/office/drawing/2016/5/12/chartex" xmlns:cx7="http://schemas.microsoft.com/office/drawing/2016/5/13/chartex" xmlns:cx8="http://schemas.microsoft.com/office/drawing/2016/5/14/chartex" xmlns:mc="http://schemas.openxmlformats.org/markup-compatibility/2006" xmlns:aink="http://schemas.microsoft.com/office/drawing/2016/ink" xmlns:am3d="http://schemas.microsoft.com/office/drawing/2017/model3d" xmlns:o="urn:schemas-microsoft-com:office:office" xmlns:oel="http://schemas.microsoft.com/office/2019/extlst" xmlns:r="http://schemas.openxmlformats.org/officeDocument/2006/relationships" xmlns:m="http://schemas.openxmlformats.org/officeDocument/2006/math" xmlns:v="urn:schemas-microsoft-com:vml" xmlns:wp14="http://schemas.microsoft.com/office/word/2010/wordprocessingDrawing" xmlns:wp="http://schemas.openxmlformats.org/drawingml/2006/wordprocessingDrawing" xmlns:w10="urn:schemas-microsoft-com:office:word" xmlns:w="http://schemas.openxmlformats.org/wordprocessingml/2006/main" xmlns:w14="http://schemas.microsoft.com/office/word/2010/wordml" xmlns:w15="http://schemas.microsoft.com/office/word/2012/wordml" xmlns:w16cex="http://schemas.microsoft.com/office/word/2018/wordml/cex" xmlns:w16cid="http://schemas.microsoft.com/office/word/2016/wordml/cid" xmlns:w16="http://schemas.microsoft.com/office/word/2018/wordml" xmlns:w16du="http://schemas.microsoft.com/office/word/2023/wordml/word16du" xmlns:w16sdtdh="http://schemas.microsoft.com/office/word/2020/wordml/sdtdatahash" xmlns:w16sdtfl="http://schemas.microsoft.com/office/word/2024/wordml/sdtformatlock" xmlns:w16se="http://schemas.microsoft.com/office/word/2015/wordml/symex" xmlns:wpg="http://schemas.microsoft.com/office/word/2010/wordprocessingGroup" xmlns:wpi="http://schemas.microsoft.com/office/word/2010/wordprocessingInk" xmlns:wne="http://schemas.microsoft.com/office/word/2006/wordml" xmlns:wps="http://schemas.microsoft.com/office/word/2010/wordprocessingShape" mc:Ignorable="w14 w15 w16se w16cid w16 w16cex w16sdtdh w16sdtfl w16du wp14">
   <w:p>
     <w:pPr>
       <w:pStyle w:val="Footer"/>
@@ -780,7 +852,7 @@
 </file>
 
 <file path=word/footer3.xml><?xml version="1.0" encoding="utf-8"?>
-<w:ftr xmlns:wpc="http://schemas.microsoft.com/office/word/2010/wordprocessingCanvas" xmlns:cx="http://schemas.microsoft.com/office/drawing/2014/chartex" xmlns:cx1="http://schemas.microsoft.com/office/drawing/2015/9/8/chartex" xmlns:cx2="http://schemas.microsoft.com/office/drawing/2015/10/21/chartex" xmlns:cx3="http://schemas.microsoft.com/office/drawing/2016/5/9/chartex" xmlns:cx4="http://schemas.microsoft.com/office/drawing/2016/5/10/chartex" xmlns:cx5="http://schemas.microsoft.com/office/drawing/2016/5/11/chartex" xmlns:cx6="http://schemas.microsoft.com/office/drawing/2016/5/12/chartex" xmlns:cx7="http://schemas.microsoft.com/office/drawing/2016/5/13/chartex" xmlns:cx8="http://schemas.microsoft.com/office/drawing/2016/5/14/chartex" xmlns:mc="http://schemas.openxmlformats.org/markup-compatibility/2006" xmlns:aink="http://schemas.microsoft.com/office/drawing/2016/ink" xmlns:am3d="http://schemas.microsoft.com/office/drawing/2017/model3d" xmlns:o="urn:schemas-microsoft-com:office:office" xmlns:oel="http://schemas.microsoft.com/office/2019/extlst" xmlns:r="http://schemas.openxmlformats.org/officeDocument/2006/relationships" xmlns:m="http://schemas.openxmlformats.org/officeDocument/2006/math" xmlns:v="urn:schemas-microsoft-com:vml" xmlns:wp14="http://schemas.microsoft.com/office/word/2010/wordprocessingDrawing" xmlns:wp="http://schemas.openxmlformats.org/drawingml/2006/wordprocessingDrawing" xmlns:w10="urn:schemas-microsoft-com:office:word" xmlns:w="http://schemas.openxmlformats.org/wordprocessingml/2006/main" xmlns:w14="http://schemas.microsoft.com/office/word/2010/wordml" xmlns:w15="http://schemas.microsoft.com/office/word/2012/wordml" xmlns:w16cex="http://schemas.microsoft.com/office/word/2018/wordml/cex" xmlns:w16cid="http://schemas.microsoft.com/office/word/2016/wordml/cid" xmlns:w16="http://schemas.microsoft.com/office/word/2018/wordml" xmlns:w16sdtdh="http://schemas.microsoft.com/office/word/2020/wordml/sdtdatahash" xmlns:w16se="http://schemas.microsoft.com/office/word/2015/wordml/symex" xmlns:wpg="http://schemas.microsoft.com/office/word/2010/wordprocessingGroup" xmlns:wpi="http://schemas.microsoft.com/office/word/2010/wordprocessingInk" xmlns:wne="http://schemas.microsoft.com/office/word/2006/wordml" xmlns:wps="http://schemas.microsoft.com/office/word/2010/wordprocessingShape" mc:Ignorable="w14 w15 w16se w16cid w16 w16cex w16sdtdh wp14">
+<w:ftr xmlns:wpc="http://schemas.microsoft.com/office/word/2010/wordprocessingCanvas" xmlns:cx="http://schemas.microsoft.com/office/drawing/2014/chartex" xmlns:cx1="http://schemas.microsoft.com/office/drawing/2015/9/8/chartex" xmlns:cx2="http://schemas.microsoft.com/office/drawing/2015/10/21/chartex" xmlns:cx3="http://schemas.microsoft.com/office/drawing/2016/5/9/chartex" xmlns:cx4="http://schemas.microsoft.com/office/drawing/2016/5/10/chartex" xmlns:cx5="http://schemas.microsoft.com/office/drawing/2016/5/11/chartex" xmlns:cx6="http://schemas.microsoft.com/office/drawing/2016/5/12/chartex" xmlns:cx7="http://schemas.microsoft.com/office/drawing/2016/5/13/chartex" xmlns:cx8="http://schemas.microsoft.com/office/drawing/2016/5/14/chartex" xmlns:mc="http://schemas.openxmlformats.org/markup-compatibility/2006" xmlns:aink="http://schemas.microsoft.com/office/drawing/2016/ink" xmlns:am3d="http://schemas.microsoft.com/office/drawing/2017/model3d" xmlns:o="urn:schemas-microsoft-com:office:office" xmlns:oel="http://schemas.microsoft.com/office/2019/extlst" xmlns:r="http://schemas.openxmlformats.org/officeDocument/2006/relationships" xmlns:m="http://schemas.openxmlformats.org/officeDocument/2006/math" xmlns:v="urn:schemas-microsoft-com:vml" xmlns:wp14="http://schemas.microsoft.com/office/word/2010/wordprocessingDrawing" xmlns:wp="http://schemas.openxmlformats.org/drawingml/2006/wordprocessingDrawing" xmlns:w10="urn:schemas-microsoft-com:office:word" xmlns:w="http://schemas.openxmlformats.org/wordprocessingml/2006/main" xmlns:w14="http://schemas.microsoft.com/office/word/2010/wordml" xmlns:w15="http://schemas.microsoft.com/office/word/2012/wordml" xmlns:w16cex="http://schemas.microsoft.com/office/word/2018/wordml/cex" xmlns:w16cid="http://schemas.microsoft.com/office/word/2016/wordml/cid" xmlns:w16="http://schemas.microsoft.com/office/word/2018/wordml" xmlns:w16du="http://schemas.microsoft.com/office/word/2023/wordml/word16du" xmlns:w16sdtdh="http://schemas.microsoft.com/office/word/2020/wordml/sdtdatahash" xmlns:w16sdtfl="http://schemas.microsoft.com/office/word/2024/wordml/sdtformatlock" xmlns:w16se="http://schemas.microsoft.com/office/word/2015/wordml/symex" xmlns:wpg="http://schemas.microsoft.com/office/word/2010/wordprocessingGroup" xmlns:wpi="http://schemas.microsoft.com/office/word/2010/wordprocessingInk" xmlns:wne="http://schemas.microsoft.com/office/word/2006/wordml" xmlns:wps="http://schemas.microsoft.com/office/word/2010/wordprocessingShape" mc:Ignorable="w14 w15 w16se w16cid w16 w16cex w16sdtdh w16sdtfl w16du wp14">
   <w:p>
     <w:pPr>
       <w:pStyle w:val="Footer"/>
@@ -790,7 +862,7 @@
 </file>
 
 <file path=word/footnotes.xml><?xml version="1.0" encoding="utf-8"?>
-<w:footnotes xmlns:wpc="http://schemas.microsoft.com/office/word/2010/wordprocessingCanvas" xmlns:cx="http://schemas.microsoft.com/office/drawing/2014/chartex" xmlns:cx1="http://schemas.microsoft.com/office/drawing/2015/9/8/chartex" xmlns:cx2="http://schemas.microsoft.com/office/drawing/2015/10/21/chartex" xmlns:cx3="http://schemas.microsoft.com/office/drawing/2016/5/9/chartex" xmlns:cx4="http://schemas.microsoft.com/office/drawing/2016/5/10/chartex" xmlns:cx5="http://schemas.microsoft.com/office/drawing/2016/5/11/chartex" xmlns:cx6="http://schemas.microsoft.com/office/drawing/2016/5/12/chartex" xmlns:cx7="http://schemas.microsoft.com/office/drawing/2016/5/13/chartex" xmlns:cx8="http://schemas.microsoft.com/office/drawing/2016/5/14/chartex" xmlns:mc="http://schemas.openxmlformats.org/markup-compatibility/2006" xmlns:aink="http://schemas.microsoft.com/office/drawing/2016/ink" xmlns:am3d="http://schemas.microsoft.com/office/drawing/2017/model3d" xmlns:o="urn:schemas-microsoft-com:office:office" xmlns:oel="http://schemas.microsoft.com/office/2019/extlst" xmlns:r="http://schemas.openxmlformats.org/officeDocument/2006/relationships" xmlns:m="http://schemas.openxmlformats.org/officeDocument/2006/math" xmlns:v="urn:schemas-microsoft-com:vml" xmlns:wp14="http://schemas.microsoft.com/office/word/2010/wordprocessingDrawing" xmlns:wp="http://schemas.openxmlformats.org/drawingml/2006/wordprocessingDrawing" xmlns:w10="urn:schemas-microsoft-com:office:word" xmlns:w="http://schemas.openxmlformats.org/wordprocessingml/2006/main" xmlns:w14="http://schemas.microsoft.com/office/word/2010/wordml" xmlns:w15="http://schemas.microsoft.com/office/word/2012/wordml" xmlns:w16cex="http://schemas.microsoft.com/office/word/2018/wordml/cex" xmlns:w16cid="http://schemas.microsoft.com/office/word/2016/wordml/cid" xmlns:w16="http://schemas.microsoft.com/office/word/2018/wordml" xmlns:w16sdtdh="http://schemas.microsoft.com/office/word/2020/wordml/sdtdatahash" xmlns:w16se="http://schemas.microsoft.com/office/word/2015/wordml/symex" xmlns:wpg="http://schemas.microsoft.com/office/word/2010/wordprocessingGroup" xmlns:wpi="http://schemas.microsoft.com/office/word/2010/wordprocessingInk" xmlns:wne="http://schemas.microsoft.com/office/word/2006/wordml" xmlns:wps="http://schemas.microsoft.com/office/word/2010/wordprocessingShape" mc:Ignorable="w14 w15 w16se w16cid w16 w16cex w16sdtdh wp14">
+<w:footnotes xmlns:wpc="http://schemas.microsoft.com/office/word/2010/wordprocessingCanvas" xmlns:cx="http://schemas.microsoft.com/office/drawing/2014/chartex" xmlns:cx1="http://schemas.microsoft.com/office/drawing/2015/9/8/chartex" xmlns:cx2="http://schemas.microsoft.com/office/drawing/2015/10/21/chartex" xmlns:cx3="http://schemas.microsoft.com/office/drawing/2016/5/9/chartex" xmlns:cx4="http://schemas.microsoft.com/office/drawing/2016/5/10/chartex" xmlns:cx5="http://schemas.microsoft.com/office/drawing/2016/5/11/chartex" xmlns:cx6="http://schemas.microsoft.com/office/drawing/2016/5/12/chartex" xmlns:cx7="http://schemas.microsoft.com/office/drawing/2016/5/13/chartex" xmlns:cx8="http://schemas.microsoft.com/office/drawing/2016/5/14/chartex" xmlns:mc="http://schemas.openxmlformats.org/markup-compatibility/2006" xmlns:aink="http://schemas.microsoft.com/office/drawing/2016/ink" xmlns:am3d="http://schemas.microsoft.com/office/drawing/2017/model3d" xmlns:o="urn:schemas-microsoft-com:office:office" xmlns:oel="http://schemas.microsoft.com/office/2019/extlst" xmlns:r="http://schemas.openxmlformats.org/officeDocument/2006/relationships" xmlns:m="http://schemas.openxmlformats.org/officeDocument/2006/math" xmlns:v="urn:schemas-microsoft-com:vml" xmlns:wp14="http://schemas.microsoft.com/office/word/2010/wordprocessingDrawing" xmlns:wp="http://schemas.openxmlformats.org/drawingml/2006/wordprocessingDrawing" xmlns:w10="urn:schemas-microsoft-com:office:word" xmlns:w="http://schemas.openxmlformats.org/wordprocessingml/2006/main" xmlns:w14="http://schemas.microsoft.com/office/word/2010/wordml" xmlns:w15="http://schemas.microsoft.com/office/word/2012/wordml" xmlns:w16cex="http://schemas.microsoft.com/office/word/2018/wordml/cex" xmlns:w16cid="http://schemas.microsoft.com/office/word/2016/wordml/cid" xmlns:w16="http://schemas.microsoft.com/office/word/2018/wordml" xmlns:w16du="http://schemas.microsoft.com/office/word/2023/wordml/word16du" xmlns:w16sdtdh="http://schemas.microsoft.com/office/word/2020/wordml/sdtdatahash" xmlns:w16sdtfl="http://schemas.microsoft.com/office/word/2024/wordml/sdtformatlock" xmlns:w16se="http://schemas.microsoft.com/office/word/2015/wordml/symex" xmlns:wpg="http://schemas.microsoft.com/office/word/2010/wordprocessingGroup" xmlns:wpi="http://schemas.microsoft.com/office/word/2010/wordprocessingInk" xmlns:wne="http://schemas.microsoft.com/office/word/2006/wordml" xmlns:wps="http://schemas.microsoft.com/office/word/2010/wordprocessingShape" mc:Ignorable="w14 w15 w16se w16cid w16 w16cex w16sdtdh w16sdtfl w16du wp14">
   <w:footnote w:type="separator" w:id="-1">
     <w:p>
       <w:pPr>
@@ -815,7 +887,7 @@
 </file>
 
 <file path=word/header1.xml><?xml version="1.0" encoding="utf-8"?>
-<w:hdr xmlns:wpc="http://schemas.microsoft.com/office/word/2010/wordprocessingCanvas" xmlns:cx="http://schemas.microsoft.com/office/drawing/2014/chartex" xmlns:cx1="http://schemas.microsoft.com/office/drawing/2015/9/8/chartex" xmlns:cx2="http://schemas.microsoft.com/office/drawing/2015/10/21/chartex" xmlns:cx3="http://schemas.microsoft.com/office/drawing/2016/5/9/chartex" xmlns:cx4="http://schemas.microsoft.com/office/drawing/2016/5/10/chartex" xmlns:cx5="http://schemas.microsoft.com/office/drawing/2016/5/11/chartex" xmlns:cx6="http://schemas.microsoft.com/office/drawing/2016/5/12/chartex" xmlns:cx7="http://schemas.microsoft.com/office/drawing/2016/5/13/chartex" xmlns:cx8="http://schemas.microsoft.com/office/drawing/2016/5/14/chartex" xmlns:mc="http://schemas.openxmlformats.org/markup-compatibility/2006" xmlns:aink="http://schemas.microsoft.com/office/drawing/2016/ink" xmlns:am3d="http://schemas.microsoft.com/office/drawing/2017/model3d" xmlns:o="urn:schemas-microsoft-com:office:office" xmlns:oel="http://schemas.microsoft.com/office/2019/extlst" xmlns:r="http://schemas.openxmlformats.org/officeDocument/2006/relationships" xmlns:m="http://schemas.openxmlformats.org/officeDocument/2006/math" xmlns:v="urn:schemas-microsoft-com:vml" xmlns:wp14="http://schemas.microsoft.com/office/word/2010/wordprocessingDrawing" xmlns:wp="http://schemas.openxmlformats.org/drawingml/2006/wordprocessingDrawing" xmlns:w10="urn:schemas-microsoft-com:office:word" xmlns:w="http://schemas.openxmlformats.org/wordprocessingml/2006/main" xmlns:w14="http://schemas.microsoft.com/office/word/2010/wordml" xmlns:w15="http://schemas.microsoft.com/office/word/2012/wordml" xmlns:w16cex="http://schemas.microsoft.com/office/word/2018/wordml/cex" xmlns:w16cid="http://schemas.microsoft.com/office/word/2016/wordml/cid" xmlns:w16="http://schemas.microsoft.com/office/word/2018/wordml" xmlns:w16sdtdh="http://schemas.microsoft.com/office/word/2020/wordml/sdtdatahash" xmlns:w16se="http://schemas.microsoft.com/office/word/2015/wordml/symex" xmlns:wpg="http://schemas.microsoft.com/office/word/2010/wordprocessingGroup" xmlns:wpi="http://schemas.microsoft.com/office/word/2010/wordprocessingInk" xmlns:wne="http://schemas.microsoft.com/office/word/2006/wordml" xmlns:wps="http://schemas.microsoft.com/office/word/2010/wordprocessingShape" mc:Ignorable="w14 w15 w16se w16cid w16 w16cex w16sdtdh wp14">
+<w:hdr xmlns:wpc="http://schemas.microsoft.com/office/word/2010/wordprocessingCanvas" xmlns:cx="http://schemas.microsoft.com/office/drawing/2014/chartex" xmlns:cx1="http://schemas.microsoft.com/office/drawing/2015/9/8/chartex" xmlns:cx2="http://schemas.microsoft.com/office/drawing/2015/10/21/chartex" xmlns:cx3="http://schemas.microsoft.com/office/drawing/2016/5/9/chartex" xmlns:cx4="http://schemas.microsoft.com/office/drawing/2016/5/10/chartex" xmlns:cx5="http://schemas.microsoft.com/office/drawing/2016/5/11/chartex" xmlns:cx6="http://schemas.microsoft.com/office/drawing/2016/5/12/chartex" xmlns:cx7="http://schemas.microsoft.com/office/drawing/2016/5/13/chartex" xmlns:cx8="http://schemas.microsoft.com/office/drawing/2016/5/14/chartex" xmlns:mc="http://schemas.openxmlformats.org/markup-compatibility/2006" xmlns:aink="http://schemas.microsoft.com/office/drawing/2016/ink" xmlns:am3d="http://schemas.microsoft.com/office/drawing/2017/model3d" xmlns:o="urn:schemas-microsoft-com:office:office" xmlns:oel="http://schemas.microsoft.com/office/2019/extlst" xmlns:r="http://schemas.openxmlformats.org/officeDocument/2006/relationships" xmlns:m="http://schemas.openxmlformats.org/officeDocument/2006/math" xmlns:v="urn:schemas-microsoft-com:vml" xmlns:wp14="http://schemas.microsoft.com/office/word/2010/wordprocessingDrawing" xmlns:wp="http://schemas.openxmlformats.org/drawingml/2006/wordprocessingDrawing" xmlns:w10="urn:schemas-microsoft-com:office:word" xmlns:w="http://schemas.openxmlformats.org/wordprocessingml/2006/main" xmlns:w14="http://schemas.microsoft.com/office/word/2010/wordml" xmlns:w15="http://schemas.microsoft.com/office/word/2012/wordml" xmlns:w16cex="http://schemas.microsoft.com/office/word/2018/wordml/cex" xmlns:w16cid="http://schemas.microsoft.com/office/word/2016/wordml/cid" xmlns:w16="http://schemas.microsoft.com/office/word/2018/wordml" xmlns:w16du="http://schemas.microsoft.com/office/word/2023/wordml/word16du" xmlns:w16sdtdh="http://schemas.microsoft.com/office/word/2020/wordml/sdtdatahash" xmlns:w16sdtfl="http://schemas.microsoft.com/office/word/2024/wordml/sdtformatlock" xmlns:w16se="http://schemas.microsoft.com/office/word/2015/wordml/symex" xmlns:wpg="http://schemas.microsoft.com/office/word/2010/wordprocessingGroup" xmlns:wpi="http://schemas.microsoft.com/office/word/2010/wordprocessingInk" xmlns:wne="http://schemas.microsoft.com/office/word/2006/wordml" xmlns:wps="http://schemas.microsoft.com/office/word/2010/wordprocessingShape" mc:Ignorable="w14 w15 w16se w16cid w16 w16cex w16sdtdh w16sdtfl w16du wp14">
   <w:p>
     <w:pPr>
       <w:pStyle w:val="Header"/>
@@ -825,7 +897,7 @@
 </file>
 
 <file path=word/header2.xml><?xml version="1.0" encoding="utf-8"?>
-<w:hdr xmlns:wpc="http://schemas.microsoft.com/office/word/2010/wordprocessingCanvas" xmlns:cx="http://schemas.microsoft.com/office/drawing/2014/chartex" xmlns:cx1="http://schemas.microsoft.com/office/drawing/2015/9/8/chartex" xmlns:cx2="http://schemas.microsoft.com/office/drawing/2015/10/21/chartex" xmlns:cx3="http://schemas.microsoft.com/office/drawing/2016/5/9/chartex" xmlns:cx4="http://schemas.microsoft.com/office/drawing/2016/5/10/chartex" xmlns:cx5="http://schemas.microsoft.com/office/drawing/2016/5/11/chartex" xmlns:cx6="http://schemas.microsoft.com/office/drawing/2016/5/12/chartex" xmlns:cx7="http://schemas.microsoft.com/office/drawing/2016/5/13/chartex" xmlns:cx8="http://schemas.microsoft.com/office/drawing/2016/5/14/chartex" xmlns:mc="http://schemas.openxmlformats.org/markup-compatibility/2006" xmlns:aink="http://schemas.microsoft.com/office/drawing/2016/ink" xmlns:am3d="http://schemas.microsoft.com/office/drawing/2017/model3d" xmlns:o="urn:schemas-microsoft-com:office:office" xmlns:oel="http://schemas.microsoft.com/office/2019/extlst" xmlns:r="http://schemas.openxmlformats.org/officeDocument/2006/relationships" xmlns:m="http://schemas.openxmlformats.org/officeDocument/2006/math" xmlns:v="urn:schemas-microsoft-com:vml" xmlns:wp14="http://schemas.microsoft.com/office/word/2010/wordprocessingDrawing" xmlns:wp="http://schemas.openxmlformats.org/drawingml/2006/wordprocessingDrawing" xmlns:w10="urn:schemas-microsoft-com:office:word" xmlns:w="http://schemas.openxmlformats.org/wordprocessingml/2006/main" xmlns:w14="http://schemas.microsoft.com/office/word/2010/wordml" xmlns:w15="http://schemas.microsoft.com/office/word/2012/wordml" xmlns:w16cex="http://schemas.microsoft.com/office/word/2018/wordml/cex" xmlns:w16cid="http://schemas.microsoft.com/office/word/2016/wordml/cid" xmlns:w16="http://schemas.microsoft.com/office/word/2018/wordml" xmlns:w16sdtdh="http://schemas.microsoft.com/office/word/2020/wordml/sdtdatahash" xmlns:w16se="http://schemas.microsoft.com/office/word/2015/wordml/symex" xmlns:wpg="http://schemas.microsoft.com/office/word/2010/wordprocessingGroup" xmlns:wpi="http://schemas.microsoft.com/office/word/2010/wordprocessingInk" xmlns:wne="http://schemas.microsoft.com/office/word/2006/wordml" xmlns:wps="http://schemas.microsoft.com/office/word/2010/wordprocessingShape" mc:Ignorable="w14 w15 w16se w16cid w16 w16cex w16sdtdh wp14">
+<w:hdr xmlns:wpc="http://schemas.microsoft.com/office/word/2010/wordprocessingCanvas" xmlns:cx="http://schemas.microsoft.com/office/drawing/2014/chartex" xmlns:cx1="http://schemas.microsoft.com/office/drawing/2015/9/8/chartex" xmlns:cx2="http://schemas.microsoft.com/office/drawing/2015/10/21/chartex" xmlns:cx3="http://schemas.microsoft.com/office/drawing/2016/5/9/chartex" xmlns:cx4="http://schemas.microsoft.com/office/drawing/2016/5/10/chartex" xmlns:cx5="http://schemas.microsoft.com/office/drawing/2016/5/11/chartex" xmlns:cx6="http://schemas.microsoft.com/office/drawing/2016/5/12/chartex" xmlns:cx7="http://schemas.microsoft.com/office/drawing/2016/5/13/chartex" xmlns:cx8="http://schemas.microsoft.com/office/drawing/2016/5/14/chartex" xmlns:mc="http://schemas.openxmlformats.org/markup-compatibility/2006" xmlns:aink="http://schemas.microsoft.com/office/drawing/2016/ink" xmlns:am3d="http://schemas.microsoft.com/office/drawing/2017/model3d" xmlns:o="urn:schemas-microsoft-com:office:office" xmlns:oel="http://schemas.microsoft.com/office/2019/extlst" xmlns:r="http://schemas.openxmlformats.org/officeDocument/2006/relationships" xmlns:m="http://schemas.openxmlformats.org/officeDocument/2006/math" xmlns:v="urn:schemas-microsoft-com:vml" xmlns:wp14="http://schemas.microsoft.com/office/word/2010/wordprocessingDrawing" xmlns:wp="http://schemas.openxmlformats.org/drawingml/2006/wordprocessingDrawing" xmlns:w10="urn:schemas-microsoft-com:office:word" xmlns:w="http://schemas.openxmlformats.org/wordprocessingml/2006/main" xmlns:w14="http://schemas.microsoft.com/office/word/2010/wordml" xmlns:w15="http://schemas.microsoft.com/office/word/2012/wordml" xmlns:w16cex="http://schemas.microsoft.com/office/word/2018/wordml/cex" xmlns:w16cid="http://schemas.microsoft.com/office/word/2016/wordml/cid" xmlns:w16="http://schemas.microsoft.com/office/word/2018/wordml" xmlns:w16du="http://schemas.microsoft.com/office/word/2023/wordml/word16du" xmlns:w16sdtdh="http://schemas.microsoft.com/office/word/2020/wordml/sdtdatahash" xmlns:w16sdtfl="http://schemas.microsoft.com/office/word/2024/wordml/sdtformatlock" xmlns:w16se="http://schemas.microsoft.com/office/word/2015/wordml/symex" xmlns:wpg="http://schemas.microsoft.com/office/word/2010/wordprocessingGroup" xmlns:wpi="http://schemas.microsoft.com/office/word/2010/wordprocessingInk" xmlns:wne="http://schemas.microsoft.com/office/word/2006/wordml" xmlns:wps="http://schemas.microsoft.com/office/word/2010/wordprocessingShape" mc:Ignorable="w14 w15 w16se w16cid w16 w16cex w16sdtdh w16sdtfl w16du wp14">
   <w:p>
     <w:pPr>
       <w:pStyle w:val="Header"/>
@@ -836,7 +908,7 @@
 </file>
 
 <file path=word/header3.xml><?xml version="1.0" encoding="utf-8"?>
-<w:hdr xmlns:wpc="http://schemas.microsoft.com/office/word/2010/wordprocessingCanvas" xmlns:cx="http://schemas.microsoft.com/office/drawing/2014/chartex" xmlns:cx1="http://schemas.microsoft.com/office/drawing/2015/9/8/chartex" xmlns:cx2="http://schemas.microsoft.com/office/drawing/2015/10/21/chartex" xmlns:cx3="http://schemas.microsoft.com/office/drawing/2016/5/9/chartex" xmlns:cx4="http://schemas.microsoft.com/office/drawing/2016/5/10/chartex" xmlns:cx5="http://schemas.microsoft.com/office/drawing/2016/5/11/chartex" xmlns:cx6="http://schemas.microsoft.com/office/drawing/2016/5/12/chartex" xmlns:cx7="http://schemas.microsoft.com/office/drawing/2016/5/13/chartex" xmlns:cx8="http://schemas.microsoft.com/office/drawing/2016/5/14/chartex" xmlns:mc="http://schemas.openxmlformats.org/markup-compatibility/2006" xmlns:aink="http://schemas.microsoft.com/office/drawing/2016/ink" xmlns:am3d="http://schemas.microsoft.com/office/drawing/2017/model3d" xmlns:o="urn:schemas-microsoft-com:office:office" xmlns:oel="http://schemas.microsoft.com/office/2019/extlst" xmlns:r="http://schemas.openxmlformats.org/officeDocument/2006/relationships" xmlns:m="http://schemas.openxmlformats.org/officeDocument/2006/math" xmlns:v="urn:schemas-microsoft-com:vml" xmlns:wp14="http://schemas.microsoft.com/office/word/2010/wordprocessingDrawing" xmlns:wp="http://schemas.openxmlformats.org/drawingml/2006/wordprocessingDrawing" xmlns:w10="urn:schemas-microsoft-com:office:word" xmlns:w="http://schemas.openxmlformats.org/wordprocessingml/2006/main" xmlns:w14="http://schemas.microsoft.com/office/word/2010/wordml" xmlns:w15="http://schemas.microsoft.com/office/word/2012/wordml" xmlns:w16cex="http://schemas.microsoft.com/office/word/2018/wordml/cex" xmlns:w16cid="http://schemas.microsoft.com/office/word/2016/wordml/cid" xmlns:w16="http://schemas.microsoft.com/office/word/2018/wordml" xmlns:w16sdtdh="http://schemas.microsoft.com/office/word/2020/wordml/sdtdatahash" xmlns:w16se="http://schemas.microsoft.com/office/word/2015/wordml/symex" xmlns:wpg="http://schemas.microsoft.com/office/word/2010/wordprocessingGroup" xmlns:wpi="http://schemas.microsoft.com/office/word/2010/wordprocessingInk" xmlns:wne="http://schemas.microsoft.com/office/word/2006/wordml" xmlns:wps="http://schemas.microsoft.com/office/word/2010/wordprocessingShape" mc:Ignorable="w14 w15 w16se w16cid w16 w16cex w16sdtdh wp14">
+<w:hdr xmlns:wpc="http://schemas.microsoft.com/office/word/2010/wordprocessingCanvas" xmlns:cx="http://schemas.microsoft.com/office/drawing/2014/chartex" xmlns:cx1="http://schemas.microsoft.com/office/drawing/2015/9/8/chartex" xmlns:cx2="http://schemas.microsoft.com/office/drawing/2015/10/21/chartex" xmlns:cx3="http://schemas.microsoft.com/office/drawing/2016/5/9/chartex" xmlns:cx4="http://schemas.microsoft.com/office/drawing/2016/5/10/chartex" xmlns:cx5="http://schemas.microsoft.com/office/drawing/2016/5/11/chartex" xmlns:cx6="http://schemas.microsoft.com/office/drawing/2016/5/12/chartex" xmlns:cx7="http://schemas.microsoft.com/office/drawing/2016/5/13/chartex" xmlns:cx8="http://schemas.microsoft.com/office/drawing/2016/5/14/chartex" xmlns:mc="http://schemas.openxmlformats.org/markup-compatibility/2006" xmlns:aink="http://schemas.microsoft.com/office/drawing/2016/ink" xmlns:am3d="http://schemas.microsoft.com/office/drawing/2017/model3d" xmlns:o="urn:schemas-microsoft-com:office:office" xmlns:oel="http://schemas.microsoft.com/office/2019/extlst" xmlns:r="http://schemas.openxmlformats.org/officeDocument/2006/relationships" xmlns:m="http://schemas.openxmlformats.org/officeDocument/2006/math" xmlns:v="urn:schemas-microsoft-com:vml" xmlns:wp14="http://schemas.microsoft.com/office/word/2010/wordprocessingDrawing" xmlns:wp="http://schemas.openxmlformats.org/drawingml/2006/wordprocessingDrawing" xmlns:w10="urn:schemas-microsoft-com:office:word" xmlns:w="http://schemas.openxmlformats.org/wordprocessingml/2006/main" xmlns:w14="http://schemas.microsoft.com/office/word/2010/wordml" xmlns:w15="http://schemas.microsoft.com/office/word/2012/wordml" xmlns:w16cex="http://schemas.microsoft.com/office/word/2018/wordml/cex" xmlns:w16cid="http://schemas.microsoft.com/office/word/2016/wordml/cid" xmlns:w16="http://schemas.microsoft.com/office/word/2018/wordml" xmlns:w16du="http://schemas.microsoft.com/office/word/2023/wordml/word16du" xmlns:w16sdtdh="http://schemas.microsoft.com/office/word/2020/wordml/sdtdatahash" xmlns:w16sdtfl="http://schemas.microsoft.com/office/word/2024/wordml/sdtformatlock" xmlns:w16se="http://schemas.microsoft.com/office/word/2015/wordml/symex" xmlns:wpg="http://schemas.microsoft.com/office/word/2010/wordprocessingGroup" xmlns:wpi="http://schemas.microsoft.com/office/word/2010/wordprocessingInk" xmlns:wne="http://schemas.microsoft.com/office/word/2006/wordml" xmlns:wps="http://schemas.microsoft.com/office/word/2010/wordprocessingShape" mc:Ignorable="w14 w15 w16se w16cid w16 w16cex w16sdtdh w16sdtfl w16du wp14">
   <w:p>
     <w:pPr>
       <w:pStyle w:val="Header"/>
@@ -845,7 +917,7 @@
     <w:r>
       <w:tab/>
       <w:tab/>
-      <w:t>2026-06-17</w:t>
+      <w:t>2026-06-18</w:t>
       <w:br/>
       <w:br/>
     </w:r>
@@ -862,7 +934,7 @@
 </file>
 
 <file path=word/numbering.xml><?xml version="1.0" encoding="utf-8"?>
-<w:numbering xmlns:wpc="http://schemas.microsoft.com/office/word/2010/wordprocessingCanvas" xmlns:cx="http://schemas.microsoft.com/office/drawing/2014/chartex" xmlns:cx1="http://schemas.microsoft.com/office/drawing/2015/9/8/chartex" xmlns:cx2="http://schemas.microsoft.com/office/drawing/2015/10/21/chartex" xmlns:cx3="http://schemas.microsoft.com/office/drawing/2016/5/9/chartex" xmlns:cx4="http://schemas.microsoft.com/office/drawing/2016/5/10/chartex" xmlns:cx5="http://schemas.microsoft.com/office/drawing/2016/5/11/chartex" xmlns:cx6="http://schemas.microsoft.com/office/drawing/2016/5/12/chartex" xmlns:cx7="http://schemas.microsoft.com/office/drawing/2016/5/13/chartex" xmlns:cx8="http://schemas.microsoft.com/office/drawing/2016/5/14/chartex" xmlns:mc="http://schemas.openxmlformats.org/markup-compatibility/2006" xmlns:aink="http://schemas.microsoft.com/office/drawing/2016/ink" xmlns:am3d="http://schemas.microsoft.com/office/drawing/2017/model3d" xmlns:o="urn:schemas-microsoft-com:office:office" xmlns:oel="http://schemas.microsoft.com/office/2019/extlst" xmlns:r="http://schemas.openxmlformats.org/officeDocument/2006/relationships" xmlns:m="http://schemas.openxmlformats.org/officeDocument/2006/math" xmlns:v="urn:schemas-microsoft-com:vml" xmlns:wp14="http://schemas.microsoft.com/office/word/2010/wordprocessingDrawing" xmlns:wp="http://schemas.openxmlformats.org/drawingml/2006/wordprocessingDrawing" xmlns:w10="urn:schemas-microsoft-com:office:word" xmlns:w="http://schemas.openxmlformats.org/wordprocessingml/2006/main" xmlns:w14="http://schemas.microsoft.com/office/word/2010/wordml" xmlns:w15="http://schemas.microsoft.com/office/word/2012/wordml" xmlns:w16cex="http://schemas.microsoft.com/office/word/2018/wordml/cex" xmlns:w16cid="http://schemas.microsoft.com/office/word/2016/wordml/cid" xmlns:w16="http://schemas.microsoft.com/office/word/2018/wordml" xmlns:w16sdtdh="http://schemas.microsoft.com/office/word/2020/wordml/sdtdatahash" xmlns:w16se="http://schemas.microsoft.com/office/word/2015/wordml/symex" xmlns:wpg="http://schemas.microsoft.com/office/word/2010/wordprocessingGroup" xmlns:wpi="http://schemas.microsoft.com/office/word/2010/wordprocessingInk" xmlns:wne="http://schemas.microsoft.com/office/word/2006/wordml" xmlns:wps="http://schemas.microsoft.com/office/word/2010/wordprocessingShape" mc:Ignorable="w14 w15 w16se w16cid w16 w16cex w16sdtdh wp14">
+<w:numbering xmlns:wpc="http://schemas.microsoft.com/office/word/2010/wordprocessingCanvas" xmlns:cx="http://schemas.microsoft.com/office/drawing/2014/chartex" xmlns:cx1="http://schemas.microsoft.com/office/drawing/2015/9/8/chartex" xmlns:cx2="http://schemas.microsoft.com/office/drawing/2015/10/21/chartex" xmlns:cx3="http://schemas.microsoft.com/office/drawing/2016/5/9/chartex" xmlns:cx4="http://schemas.microsoft.com/office/drawing/2016/5/10/chartex" xmlns:cx5="http://schemas.microsoft.com/office/drawing/2016/5/11/chartex" xmlns:cx6="http://schemas.microsoft.com/office/drawing/2016/5/12/chartex" xmlns:cx7="http://schemas.microsoft.com/office/drawing/2016/5/13/chartex" xmlns:cx8="http://schemas.microsoft.com/office/drawing/2016/5/14/chartex" xmlns:mc="http://schemas.openxmlformats.org/markup-compatibility/2006" xmlns:aink="http://schemas.microsoft.com/office/drawing/2016/ink" xmlns:am3d="http://schemas.microsoft.com/office/drawing/2017/model3d" xmlns:o="urn:schemas-microsoft-com:office:office" xmlns:oel="http://schemas.microsoft.com/office/2019/extlst" xmlns:r="http://schemas.openxmlformats.org/officeDocument/2006/relationships" xmlns:m="http://schemas.openxmlformats.org/officeDocument/2006/math" xmlns:v="urn:schemas-microsoft-com:vml" xmlns:wp14="http://schemas.microsoft.com/office/word/2010/wordprocessingDrawing" xmlns:wp="http://schemas.openxmlformats.org/drawingml/2006/wordprocessingDrawing" xmlns:w10="urn:schemas-microsoft-com:office:word" xmlns:w="http://schemas.openxmlformats.org/wordprocessingml/2006/main" xmlns:w14="http://schemas.microsoft.com/office/word/2010/wordml" xmlns:w15="http://schemas.microsoft.com/office/word/2012/wordml" xmlns:w16cex="http://schemas.microsoft.com/office/word/2018/wordml/cex" xmlns:w16cid="http://schemas.microsoft.com/office/word/2016/wordml/cid" xmlns:w16="http://schemas.microsoft.com/office/word/2018/wordml" xmlns:w16du="http://schemas.microsoft.com/office/word/2023/wordml/word16du" xmlns:w16sdtdh="http://schemas.microsoft.com/office/word/2020/wordml/sdtdatahash" xmlns:w16sdtfl="http://schemas.microsoft.com/office/word/2024/wordml/sdtformatlock" xmlns:w16se="http://schemas.microsoft.com/office/word/2015/wordml/symex" xmlns:wpg="http://schemas.microsoft.com/office/word/2010/wordprocessingGroup" xmlns:wpi="http://schemas.microsoft.com/office/word/2010/wordprocessingInk" xmlns:wne="http://schemas.microsoft.com/office/word/2006/wordml" xmlns:wps="http://schemas.microsoft.com/office/word/2010/wordprocessingShape" mc:Ignorable="w14 w15 w16se w16cid w16 w16cex w16sdtdh w16sdtfl w16du wp14">
   <w:abstractNum w:abstractNumId="0" w15:restartNumberingAfterBreak="0">
     <w:nsid w:val="FFFFFF7C"/>
     <w:multiLevelType w:val="singleLevel"/>
@@ -1065,7 +1137,7 @@
 </file>
 
 <file path=word/styles.xml><?xml version="1.0" encoding="utf-8"?>
-<w:styles xmlns:mc="http://schemas.openxmlformats.org/markup-compatibility/2006" xmlns:r="http://schemas.openxmlformats.org/officeDocument/2006/relationships" xmlns:w="http://schemas.openxmlformats.org/wordprocessingml/2006/main" xmlns:w14="http://schemas.microsoft.com/office/word/2010/wordml" xmlns:w15="http://schemas.microsoft.com/office/word/2012/wordml" xmlns:w16cex="http://schemas.microsoft.com/office/word/2018/wordml/cex" xmlns:w16cid="http://schemas.microsoft.com/office/word/2016/wordml/cid" xmlns:w16="http://schemas.microsoft.com/office/word/2018/wordml" xmlns:w16sdtdh="http://schemas.microsoft.com/office/word/2020/wordml/sdtdatahash" xmlns:w16se="http://schemas.microsoft.com/office/word/2015/wordml/symex" mc:Ignorable="w14 w15 w16se w16cid w16 w16cex w16sdtdh">
+<w:styles xmlns:mc="http://schemas.openxmlformats.org/markup-compatibility/2006" xmlns:r="http://schemas.openxmlformats.org/officeDocument/2006/relationships" xmlns:w="http://schemas.openxmlformats.org/wordprocessingml/2006/main" xmlns:w14="http://schemas.microsoft.com/office/word/2010/wordml" xmlns:w15="http://schemas.microsoft.com/office/word/2012/wordml" xmlns:w16cex="http://schemas.microsoft.com/office/word/2018/wordml/cex" xmlns:w16cid="http://schemas.microsoft.com/office/word/2016/wordml/cid" xmlns:w16="http://schemas.microsoft.com/office/word/2018/wordml" xmlns:w16du="http://schemas.microsoft.com/office/word/2023/wordml/word16du" xmlns:w16sdtdh="http://schemas.microsoft.com/office/word/2020/wordml/sdtdatahash" xmlns:w16sdtfl="http://schemas.microsoft.com/office/word/2024/wordml/sdtformatlock" xmlns:w16se="http://schemas.microsoft.com/office/word/2015/wordml/symex" mc:Ignorable="w14 w15 w16se w16cid w16 w16cex w16sdtdh w16sdtfl w16du">
   <w:docDefaults>
     <w:rPrDefault>
       <w:rPr>
@@ -1823,7 +1895,7 @@
     <w:link w:val="TitleChar"/>
     <w:uiPriority w:val="10"/>
     <w:qFormat/>
-    <w:rsid w:val="007106C8"/>
+    <w:rsid w:val="00E854FA"/>
     <w:pPr>
       <w:spacing w:after="300" w:line="240" w:lineRule="auto"/>
       <w:contextualSpacing/>
@@ -1833,7 +1905,7 @@
       <w:rFonts w:eastAsiaTheme="majorEastAsia" w:cstheme="majorBidi"/>
       <w:spacing w:val="5"/>
       <w:kern w:val="28"/>
-      <w:sz w:val="52"/>
+      <w:sz w:val="40"/>
       <w:szCs w:val="52"/>
       <w:lang w:val="sv-SE" w:eastAsia="en-US" w:bidi="ar-SA"/>
     </w:rPr>
@@ -1843,12 +1915,12 @@
     <w:basedOn w:val="DefaultParagraphFont"/>
     <w:link w:val="Title"/>
     <w:uiPriority w:val="10"/>
-    <w:rsid w:val="007106C8"/>
+    <w:rsid w:val="00E854FA"/>
     <w:rPr>
       <w:rFonts w:ascii="Times New Roman" w:eastAsiaTheme="majorEastAsia" w:hAnsi="Times New Roman" w:cstheme="majorBidi"/>
       <w:spacing w:val="5"/>
       <w:kern w:val="28"/>
-      <w:sz w:val="52"/>
+      <w:sz w:val="40"/>
       <w:szCs w:val="52"/>
       <w:lang w:val="sv-SE" w:eastAsia="en-US" w:bidi="ar-SA"/>
     </w:rPr>

--- a/klagomål/A 60293-2025 FSC-klagomål.docx
+++ b/klagomål/A 60293-2025 FSC-klagomål.docx
@@ -917,7 +917,7 @@
     <w:r>
       <w:tab/>
       <w:tab/>
-      <w:t>2026-06-18</w:t>
+      <w:t>2026-06-19</w:t>
       <w:br/>
       <w:br/>
     </w:r>

--- a/klagomål/A 60293-2025 FSC-klagomål.docx
+++ b/klagomål/A 60293-2025 FSC-klagomål.docx
@@ -917,7 +917,7 @@
     <w:r>
       <w:tab/>
       <w:tab/>
-      <w:t>2026-06-19</w:t>
+      <w:t>2026-06-20</w:t>
       <w:br/>
       <w:br/>
     </w:r>

--- a/klagomål/A 60293-2025 FSC-klagomål.docx
+++ b/klagomål/A 60293-2025 FSC-klagomål.docx
@@ -168,38 +168,7 @@
     </w:p>
     <w:p>
       <w:r>
-        <w:t>Detta dokument behandlar höga naturvärden i avverkningsanmälan A 60293-2025 i Ale kommun som inkom 2025-12-03 och omfattar 1,9 ha.</w:t>
-      </w:r>
-    </w:p>
-    <w:p>
-      <w:r>
-        <w:t>Nedan presenteras fynd av naturvårdsarter och fridlysta arter som gjorts i det avverkningsanmälda området, samt relevanta utdrag ur standarderna för FSC, Chain of Custody, Controlled Wood och PEFC. I BILAGA 1 finns artfakta om fridlysta arter.</w:t>
-      </w:r>
-    </w:p>
-    <w:p>
-      <w:r>
-        <w:t>Vi förväntar oss att ni återkommer med ett skriftligt svar på vårt klagomål och även beskriver vilka korrigerande åtgärder ni satt in för att rätta till identifierade brister i er efterlevnad av den svenska FSC standarden.</w:t>
-      </w:r>
-    </w:p>
-    <w:p>
-      <w:pPr>
-        <w:pStyle w:val="Heading1"/>
-      </w:pPr>
-      <w:r>
-        <w:t>Naturvårdsarter</w:t>
-      </w:r>
-    </w:p>
-    <w:p>
-      <w:r>
-        <w:t>I och inom 13 meter från avverkningsanmälan har följande 7 naturvårdsarter hittats: entita (NT, T, §4), rödvingetrast (NT, §4), stor sotdyna (NT), björksplintborre (S), gulnål (S, T), rostfläck (S, T) och stjärtmes (T, §4). Av dessa är 3 rödlistade. För rödlistade arter har rödlistekategorin angivits inom parentes. Arter som är signalarter enligt Skogsstyrelsen har markerats med (S). Typiska arter inom Natura 2000 som är kopplade till skogsekosystem har markerats med (T). För fridlysta arter anges även paragrafen i Artskyddsförordningen som arten är fridlyst enligt.</w:t>
-      </w:r>
-    </w:p>
-    <w:p>
-      <w:r>
-        <w:t>De påträffade naturvårdsarterna är ett tydligt kvitto på att det rör sig om en skog med höga naturvärden.</w:t>
-      </w:r>
-      <w:r>
-        <w:t xml:space="preserve"> I Figur 1 visas fyndplatser för naturvårdsarter i området, som finns registrerade på Artportalen.</w:t>
+        <w:t>Detta klagomål behandlar höga naturvärden i avverkningsanmälan A 60293-2025 i Ale kommun som inkom 2025-12-03 och omfattar 1,9 ha.</w:t>
       </w:r>
     </w:p>
     <w:p>
@@ -209,7 +178,7 @@
       <w:r>
         <w:drawing>
           <wp:inline xmlns:a="http://schemas.openxmlformats.org/drawingml/2006/main" xmlns:pic="http://schemas.openxmlformats.org/drawingml/2006/picture">
-            <wp:extent cx="5430472" cy="5688000"/>
+            <wp:extent cx="5464843" cy="5724000"/>
             <wp:docPr id="1" name="Picture 1"/>
             <wp:cNvGraphicFramePr>
               <a:graphicFrameLocks noChangeAspect="1"/>
@@ -230,7 +199,7 @@
                   <pic:spPr>
                     <a:xfrm>
                       <a:off x="0" y="0"/>
-                      <a:ext cx="5430472" cy="5688000"/>
+                      <a:ext cx="5464843" cy="5724000"/>
                     </a:xfrm>
                     <a:prstGeom prst="rect"/>
                   </pic:spPr>
@@ -247,34 +216,35 @@
         <w:spacing w:after="240"/>
       </w:pPr>
       <w:r>
-        <w:t>Figur 1. Fyndplatser för naturvårdsarter i och inom 13 meter från avverkningsanmälan (röd linje). Markörer utan svart kant är placerade på fyndplatsen. Markörer med svart kant är placerade vid sidan av fyndplatsen och har ett svart streck som visar fyndplatsens exakta position. Kartans mittpunktskoordinat är N 6432781, E 334551 i SWEREF 99 TM.</w:t>
+        <w:t>Figur 1. Fyndplatser för naturvårdsarter i och inom 13 meter från avverkningsanmälan. Markörer utan svart kant är placerade på fyndplatsen. Markörer med svart kant är placerade vid sidan av fyndplatsen har ett svart streck som visar fyndplatsens exakta position. Kartans mittpunktskoordinat är N 6432781, E 334551 i SWEREF 99 TM.</w:t>
+      </w:r>
+    </w:p>
+    <w:p>
+      <w:r>
+        <w:t>I och inom 13 meter från avverkningsanmälan finns fynd av 7 naturvårdsarter, varav 3 är rödlistade, 3 är fridlysta, 4 är typiska (T) och 3 är signalarter (S): entita (NT, T, §4), rödvingetrast (NT, §4), stor sotdyna (NT), björksplintborre (S), gulnål (S, T), rostfläck (S, T) och stjärtmes (T, §4). Se Figur 1.</w:t>
+      </w:r>
+    </w:p>
+    <w:p>
+      <w:r>
+        <w:t>Nedan presenteras relevanta utdrag ur standarderna för FSC, Chain of Custody, Controlled Wood och PEFC.</w:t>
+      </w:r>
+    </w:p>
+    <w:p>
+      <w:r>
+        <w:t>Vi förväntar oss att ni återkommer med ett skriftligt svar på vårt klagomål och även beskriver vilka korrigerande åtgärder ni satt in för att rätta till identifierade brister i er efterlevnad av den svenska FSC standarden.</w:t>
       </w:r>
     </w:p>
     <w:p>
       <w:pPr>
-        <w:pStyle w:val="Heading2"/>
+        <w:pStyle w:val="Heading1"/>
       </w:pPr>
       <w:r>
-        <w:t>Fridlysta arter</w:t>
+        <w:t>Naturvårdsarter och fridlysta arter</w:t>
       </w:r>
     </w:p>
     <w:p>
       <w:r>
-        <w:t>Följande fridlysta arter har sina livsmiljöer och växtplatser i den avverkningsanmälda skogen: entita (NT, T, §4), rödvingetrast (NT, §4) och stjärtmes (T, §4).</w:t>
-      </w:r>
-    </w:p>
-    <w:p>
-      <w:r>
-        <w:t xml:space="preserve">Observera att medlemsländerna är skyldiga att agera i enlighet med EU:s fågeldirektiv där det uttryckligen står att direktivet gäller för fåglar samt för deras ägg, bon och </w:t>
-      </w:r>
-      <w:r>
-        <w:rPr>
-          <w:b/>
-        </w:rPr>
-        <w:t xml:space="preserve">livsmiljöer </w:t>
-      </w:r>
-      <w:r>
-        <w:t>(artikel 1). Vidare att de åtgärder som vidtas inte får leda till en försämring av den nuvarande situationen beträffande bevarandet av de fågelarter som avses i artikel 1 (artikel 13). Fågeldirektivet är styrande för tillsynsansvariga myndigheters ärendehantering, ställningstaganden och beslutsfattande.</w:t>
+        <w:t>Nedan följer beskrivningar av de naturvårdsarter och fridlysta arter som har sina livsmiljöer och växtplatser i den avverkningsanmälda skogen. Se även ytterligare artfakta i BILAGA 1. De påträffade naturvårdsarterna är ett tydligt kvitto på att det rör sig om en skog med höga naturvärden.</w:t>
       </w:r>
     </w:p>
     <w:p>
@@ -302,41 +272,10 @@
         <w:rPr>
           <w:b/>
         </w:rPr>
-        <w:t>Stjärtmes (§4)</w:t>
+        <w:t>Stor sotdyna (NT)</w:t>
       </w:r>
       <w:r>
-        <w:t xml:space="preserve"> häckar i löv- och blandskog. Studier har visat att den behöver ca 15 % medelålders till äldre lövrika bestånd (&gt;50 % löv), om avståndet mellan bestånden är 500 m. Stjärtmes är fridlyst enligt 4§ artskyddsförordningen och typisk art för </w:t>
-      </w:r>
-      <w:r>
-        <w:rPr>
-          <w:i/>
-        </w:rPr>
-        <w:t>9010 Taiga, 9030 Landhöjningsskog, 9080 Lövsumpskog</w:t>
-      </w:r>
-      <w:r>
-        <w:t xml:space="preserve"> och</w:t>
-      </w:r>
-      <w:r>
-        <w:rPr>
-          <w:i/>
-        </w:rPr>
-        <w:t xml:space="preserve"> 9750 Svämlövskog </w:t>
-      </w:r>
-      <w:r>
-        <w:t>(Jansson, 1999; Skogsstyrelsen, 2014; SLU Artdatabanken, 2025).</w:t>
-      </w:r>
-    </w:p>
-    <w:p>
-      <w:r>
-        <w:t>I BILAGA 1 finns mer detaljerad information om ekologi samt krav på livsmiljö hos fridlysta arter.</w:t>
-      </w:r>
-    </w:p>
-    <w:p>
-      <w:pPr>
-        <w:pStyle w:val="Heading2"/>
-      </w:pPr>
-      <w:r>
-        <w:t>Övriga naturvårdsarter</w:t>
+        <w:t xml:space="preserve"> är en vednedbrytare som växer på gamla, döda, stående eller fallna, ännu barkförsedda stammar av klibbal där de svarta stromata bryter fram under bark eller ur ved. Arten missgynnas av att olikåldriga bestånd av äldre klibbal med lång kontinuitet blir alltmer sällsynta. En slutavverkning, skoglig gallring eller annat uttag av virke som ger ett förändrat lokalklimat på växtplatsen innebär ett direkt hot. Även minskad tillgång på lämpliga substrat, d.v.s. murknande lövved, är ett hot. Skogliga åtgärder som innebär att lågor och döda eller skadade träd tas bort missgynnar arten (SLU Artdatabanken, 2024).</w:t>
       </w:r>
     </w:p>
     <w:p>
@@ -404,10 +343,28 @@
         <w:rPr>
           <w:b/>
         </w:rPr>
-        <w:t>Stor sotdyna (NT)</w:t>
+        <w:t>Stjärtmes (§4)</w:t>
       </w:r>
       <w:r>
-        <w:t xml:space="preserve"> är en vednedbrytare som växer på gamla, döda, stående eller fallna, ännu barkförsedda stammar av klibbal där de svarta stromata bryter fram under bark eller ur ved. Arten missgynnas av att olikåldriga bestånd av äldre klibbal med lång kontinuitet blir alltmer sällsynta. En slutavverkning, skoglig gallring eller annat uttag av virke som ger ett förändrat lokalklimat på växtplatsen innebär ett direkt hot. Även minskad tillgång på lämpliga substrat, d.v.s. murknande lövved, är ett hot. Skogliga åtgärder som innebär att lågor och döda eller skadade träd tas bort missgynnar arten (SLU Artdatabanken, 2024).</w:t>
+        <w:t xml:space="preserve"> häckar i löv- och blandskog. Studier har visat att den behöver ca 15 % medelålders till äldre lövrika bestånd (&gt;50 % löv), om avståndet mellan bestånden är 500 m. Stjärtmes är fridlyst enligt 4§ artskyddsförordningen och typisk art för </w:t>
+      </w:r>
+      <w:r>
+        <w:rPr>
+          <w:i/>
+        </w:rPr>
+        <w:t>9010 Taiga, 9030 Landhöjningsskog, 9080 Lövsumpskog</w:t>
+      </w:r>
+      <w:r>
+        <w:t xml:space="preserve"> och</w:t>
+      </w:r>
+      <w:r>
+        <w:rPr>
+          <w:i/>
+        </w:rPr>
+        <w:t xml:space="preserve"> 9750 Svämlövskog </w:t>
+      </w:r>
+      <w:r>
+        <w:t>(Jansson, 1999; Skogsstyrelsen, 2014; SLU Artdatabanken, 2025).</w:t>
       </w:r>
     </w:p>
     <w:p>
@@ -917,7 +874,7 @@
     <w:r>
       <w:tab/>
       <w:tab/>
-      <w:t>2026-06-20</w:t>
+      <w:t>2026-06-21</w:t>
       <w:br/>
       <w:br/>
     </w:r>

--- a/klagomål/A 60293-2025 FSC-klagomål.docx
+++ b/klagomål/A 60293-2025 FSC-klagomål.docx
@@ -874,7 +874,7 @@
     <w:r>
       <w:tab/>
       <w:tab/>
-      <w:t>2026-06-21</w:t>
+      <w:t>2026-06-22</w:t>
       <w:br/>
       <w:br/>
     </w:r>

--- a/klagomål/A 60293-2025 FSC-klagomål.docx
+++ b/klagomål/A 60293-2025 FSC-klagomål.docx
@@ -874,7 +874,7 @@
     <w:r>
       <w:tab/>
       <w:tab/>
-      <w:t>2026-06-22</w:t>
+      <w:t>2026-06-23</w:t>
       <w:br/>
       <w:br/>
     </w:r>

--- a/klagomål/A 60293-2025 FSC-klagomål.docx
+++ b/klagomål/A 60293-2025 FSC-klagomål.docx
@@ -874,7 +874,7 @@
     <w:r>
       <w:tab/>
       <w:tab/>
-      <w:t>2026-06-23</w:t>
+      <w:t>2026-06-24</w:t>
       <w:br/>
       <w:br/>
     </w:r>

--- a/klagomål/A 60293-2025 FSC-klagomål.docx
+++ b/klagomål/A 60293-2025 FSC-klagomål.docx
@@ -874,7 +874,7 @@
     <w:r>
       <w:tab/>
       <w:tab/>
-      <w:t>2026-06-24</w:t>
+      <w:t>2026-06-25</w:t>
       <w:br/>
       <w:br/>
     </w:r>

--- a/klagomål/A 60293-2025 FSC-klagomål.docx
+++ b/klagomål/A 60293-2025 FSC-klagomål.docx
@@ -874,7 +874,7 @@
     <w:r>
       <w:tab/>
       <w:tab/>
-      <w:t>2026-06-25</w:t>
+      <w:t>2026-06-26</w:t>
       <w:br/>
       <w:br/>
     </w:r>

--- a/klagomål/A 60293-2025 FSC-klagomål.docx
+++ b/klagomål/A 60293-2025 FSC-klagomål.docx
@@ -874,7 +874,7 @@
     <w:r>
       <w:tab/>
       <w:tab/>
-      <w:t>2026-06-26</w:t>
+      <w:t>2026-06-27</w:t>
       <w:br/>
       <w:br/>
     </w:r>

--- a/klagomål/A 60293-2025 FSC-klagomål.docx
+++ b/klagomål/A 60293-2025 FSC-klagomål.docx
@@ -874,7 +874,7 @@
     <w:r>
       <w:tab/>
       <w:tab/>
-      <w:t>2026-06-27</w:t>
+      <w:t>2026-06-28</w:t>
       <w:br/>
       <w:br/>
     </w:r>

--- a/klagomål/A 60293-2025 FSC-klagomål.docx
+++ b/klagomål/A 60293-2025 FSC-klagomål.docx
@@ -874,7 +874,7 @@
     <w:r>
       <w:tab/>
       <w:tab/>
-      <w:t>2026-06-28</w:t>
+      <w:t>2026-06-29</w:t>
       <w:br/>
       <w:br/>
     </w:r>

--- a/klagomål/A 60293-2025 FSC-klagomål.docx
+++ b/klagomål/A 60293-2025 FSC-klagomål.docx
@@ -874,7 +874,7 @@
     <w:r>
       <w:tab/>
       <w:tab/>
-      <w:t>2026-06-29</w:t>
+      <w:t>2026-06-30</w:t>
       <w:br/>
       <w:br/>
     </w:r>

--- a/klagomål/A 60293-2025 FSC-klagomål.docx
+++ b/klagomål/A 60293-2025 FSC-klagomål.docx
@@ -874,7 +874,7 @@
     <w:r>
       <w:tab/>
       <w:tab/>
-      <w:t>2026-06-30</w:t>
+      <w:t>2026-07-01</w:t>
       <w:br/>
       <w:br/>
     </w:r>

--- a/klagomål/A 60293-2025 FSC-klagomål.docx
+++ b/klagomål/A 60293-2025 FSC-klagomål.docx
@@ -874,7 +874,7 @@
     <w:r>
       <w:tab/>
       <w:tab/>
-      <w:t>2026-07-13</w:t>
+      <w:t>2026-07-14</w:t>
       <w:br/>
       <w:br/>
     </w:r>

--- a/klagomål/A 60293-2025 FSC-klagomål.docx
+++ b/klagomål/A 60293-2025 FSC-klagomål.docx
@@ -874,7 +874,7 @@
     <w:r>
       <w:tab/>
       <w:tab/>
-      <w:t>2026-07-14</w:t>
+      <w:t>2026-07-15</w:t>
       <w:br/>
       <w:br/>
     </w:r>

--- a/klagomål/A 60293-2025 FSC-klagomål.docx
+++ b/klagomål/A 60293-2025 FSC-klagomål.docx
@@ -874,7 +874,7 @@
     <w:r>
       <w:tab/>
       <w:tab/>
-      <w:t>2026-07-15</w:t>
+      <w:t>2026-07-16</w:t>
       <w:br/>
       <w:br/>
     </w:r>

--- a/klagomål/A 60293-2025 FSC-klagomål.docx
+++ b/klagomål/A 60293-2025 FSC-klagomål.docx
@@ -874,7 +874,7 @@
     <w:r>
       <w:tab/>
       <w:tab/>
-      <w:t>2026-07-16</w:t>
+      <w:t>2026-07-17</w:t>
       <w:br/>
       <w:br/>
     </w:r>

--- a/klagomål/A 60293-2025 FSC-klagomål.docx
+++ b/klagomål/A 60293-2025 FSC-klagomål.docx
@@ -874,7 +874,7 @@
     <w:r>
       <w:tab/>
       <w:tab/>
-      <w:t>2026-07-17</w:t>
+      <w:t>2026-07-18</w:t>
       <w:br/>
       <w:br/>
     </w:r>

--- a/klagomål/A 60293-2025 FSC-klagomål.docx
+++ b/klagomål/A 60293-2025 FSC-klagomål.docx
@@ -874,7 +874,7 @@
     <w:r>
       <w:tab/>
       <w:tab/>
-      <w:t>2026-07-18</w:t>
+      <w:t>2026-07-19</w:t>
       <w:br/>
       <w:br/>
     </w:r>

--- a/klagomål/A 60293-2025 FSC-klagomål.docx
+++ b/klagomål/A 60293-2025 FSC-klagomål.docx
@@ -874,7 +874,7 @@
     <w:r>
       <w:tab/>
       <w:tab/>
-      <w:t>2026-07-19</w:t>
+      <w:t>2026-07-20</w:t>
       <w:br/>
       <w:br/>
     </w:r>

--- a/klagomål/A 60293-2025 FSC-klagomål.docx
+++ b/klagomål/A 60293-2025 FSC-klagomål.docx
@@ -874,7 +874,7 @@
     <w:r>
       <w:tab/>
       <w:tab/>
-      <w:t>2026-07-20</w:t>
+      <w:t>2026-07-21</w:t>
       <w:br/>
       <w:br/>
     </w:r>

--- a/klagomål/A 60293-2025 FSC-klagomål.docx
+++ b/klagomål/A 60293-2025 FSC-klagomål.docx
@@ -874,7 +874,7 @@
     <w:r>
       <w:tab/>
       <w:tab/>
-      <w:t>2026-07-21</w:t>
+      <w:t>2026-07-22</w:t>
       <w:br/>
       <w:br/>
     </w:r>

--- a/klagomål/A 60293-2025 FSC-klagomål.docx
+++ b/klagomål/A 60293-2025 FSC-klagomål.docx
@@ -874,7 +874,7 @@
     <w:r>
       <w:tab/>
       <w:tab/>
-      <w:t>2026-07-22</w:t>
+      <w:t>2026-07-23</w:t>
       <w:br/>
       <w:br/>
     </w:r>

--- a/klagomål/A 60293-2025 FSC-klagomål.docx
+++ b/klagomål/A 60293-2025 FSC-klagomål.docx
@@ -874,7 +874,7 @@
     <w:r>
       <w:tab/>
       <w:tab/>
-      <w:t>2026-07-23</w:t>
+      <w:t>2026-07-24</w:t>
       <w:br/>
       <w:br/>
     </w:r>

--- a/klagomål/A 60293-2025 FSC-klagomål.docx
+++ b/klagomål/A 60293-2025 FSC-klagomål.docx
@@ -874,7 +874,7 @@
     <w:r>
       <w:tab/>
       <w:tab/>
-      <w:t>2026-07-24</w:t>
+      <w:t>2026-07-25</w:t>
       <w:br/>
       <w:br/>
     </w:r>

--- a/klagomål/A 60293-2025 FSC-klagomål.docx
+++ b/klagomål/A 60293-2025 FSC-klagomål.docx
@@ -874,7 +874,7 @@
     <w:r>
       <w:tab/>
       <w:tab/>
-      <w:t>2026-07-25</w:t>
+      <w:t>2026-07-26</w:t>
       <w:br/>
       <w:br/>
     </w:r>

--- a/klagomål/A 60293-2025 FSC-klagomål.docx
+++ b/klagomål/A 60293-2025 FSC-klagomål.docx
@@ -874,7 +874,7 @@
     <w:r>
       <w:tab/>
       <w:tab/>
-      <w:t>2026-07-26</w:t>
+      <w:t>2026-07-27</w:t>
       <w:br/>
       <w:br/>
     </w:r>

--- a/klagomål/A 60293-2025 FSC-klagomål.docx
+++ b/klagomål/A 60293-2025 FSC-klagomål.docx
@@ -874,7 +874,7 @@
     <w:r>
       <w:tab/>
       <w:tab/>
-      <w:t>2026-07-27</w:t>
+      <w:t>2026-07-28</w:t>
       <w:br/>
       <w:br/>
     </w:r>

--- a/klagomål/A 60293-2025 FSC-klagomål.docx
+++ b/klagomål/A 60293-2025 FSC-klagomål.docx
@@ -874,7 +874,7 @@
     <w:r>
       <w:tab/>
       <w:tab/>
-      <w:t>2026-07-28</w:t>
+      <w:t>2026-07-29</w:t>
       <w:br/>
       <w:br/>
     </w:r>

--- a/klagomål/A 60293-2025 FSC-klagomål.docx
+++ b/klagomål/A 60293-2025 FSC-klagomål.docx
@@ -874,7 +874,7 @@
     <w:r>
       <w:tab/>
       <w:tab/>
-      <w:t>2026-07-29</w:t>
+      <w:t>2026-07-30</w:t>
       <w:br/>
       <w:br/>
     </w:r>

--- a/klagomål/A 60293-2025 FSC-klagomål.docx
+++ b/klagomål/A 60293-2025 FSC-klagomål.docx
@@ -874,7 +874,7 @@
     <w:r>
       <w:tab/>
       <w:tab/>
-      <w:t>2026-07-30</w:t>
+      <w:t>2026-07-31</w:t>
       <w:br/>
       <w:br/>
     </w:r>

--- a/klagomål/A 60293-2025 FSC-klagomål.docx
+++ b/klagomål/A 60293-2025 FSC-klagomål.docx
@@ -874,7 +874,7 @@
     <w:r>
       <w:tab/>
       <w:tab/>
-      <w:t>2026-07-31</w:t>
+      <w:t>2026-08-01</w:t>
       <w:br/>
       <w:br/>
     </w:r>

--- a/klagomål/A 60293-2025 FSC-klagomål.docx
+++ b/klagomål/A 60293-2025 FSC-klagomål.docx
@@ -874,7 +874,7 @@
     <w:r>
       <w:tab/>
       <w:tab/>
-      <w:t>2026-08-01</w:t>
+      <w:t>2026-08-02</w:t>
       <w:br/>
       <w:br/>
     </w:r>

--- a/klagomål/A 60293-2025 FSC-klagomål.docx
+++ b/klagomål/A 60293-2025 FSC-klagomål.docx
@@ -874,7 +874,7 @@
     <w:r>
       <w:tab/>
       <w:tab/>
-      <w:t>2026-08-02</w:t>
+      <w:t>2026-08-03</w:t>
       <w:br/>
       <w:br/>
     </w:r>

--- a/klagomål/A 60293-2025 FSC-klagomål.docx
+++ b/klagomål/A 60293-2025 FSC-klagomål.docx
@@ -874,7 +874,7 @@
     <w:r>
       <w:tab/>
       <w:tab/>
-      <w:t>2026-08-03</w:t>
+      <w:t>2026-08-04</w:t>
       <w:br/>
       <w:br/>
     </w:r>

--- a/klagomål/A 60293-2025 FSC-klagomål.docx
+++ b/klagomål/A 60293-2025 FSC-klagomål.docx
@@ -874,7 +874,7 @@
     <w:r>
       <w:tab/>
       <w:tab/>
-      <w:t>2026-08-04</w:t>
+      <w:t>2026-08-05</w:t>
       <w:br/>
       <w:br/>
     </w:r>

--- a/klagomål/A 60293-2025 FSC-klagomål.docx
+++ b/klagomål/A 60293-2025 FSC-klagomål.docx
@@ -874,7 +874,7 @@
     <w:r>
       <w:tab/>
       <w:tab/>
-      <w:t>2026-08-05</w:t>
+      <w:t>2026-08-07</w:t>
       <w:br/>
       <w:br/>
     </w:r>

--- a/klagomål/A 60293-2025 FSC-klagomål.docx
+++ b/klagomål/A 60293-2025 FSC-klagomål.docx
@@ -874,7 +874,7 @@
     <w:r>
       <w:tab/>
       <w:tab/>
-      <w:t>2026-08-07</w:t>
+      <w:t>2026-08-08</w:t>
       <w:br/>
       <w:br/>
     </w:r>

--- a/klagomål/A 60293-2025 FSC-klagomål.docx
+++ b/klagomål/A 60293-2025 FSC-klagomål.docx
@@ -216,7 +216,7 @@
         <w:spacing w:after="240"/>
       </w:pPr>
       <w:r>
-        <w:t>Figur 1. Fyndplatser för naturvårdsarter i och inom 13 meter från avverkningsanmälan. Markörer utan svart kant är placerade på fyndplatsen. Markörer med svart kant är placerade vid sidan av fyndplatsen har ett svart streck som visar fyndplatsens exakta position. Kartans mittpunktskoordinat är N 6432781, E 334551 i SWEREF 99 TM.</w:t>
+        <w:t>Figur 1. Fyndplatser för naturvårdsarter i och inom 13 meter från avverkningsanmälan. Markörer utan svart kant är placerade på fyndplatsen. Markörer med svart kant är placerade vid sidan av fyndplatsen och har ett svart streck som visar fyndplatsens exakta position. Kartans mittpunktskoordinat är N 6432781, E 334551 i SWEREF 99 TM.</w:t>
       </w:r>
     </w:p>
     <w:p>
@@ -874,7 +874,7 @@
     <w:r>
       <w:tab/>
       <w:tab/>
-      <w:t>2026-08-14</w:t>
+      <w:t>2026-08-15</w:t>
       <w:br/>
       <w:br/>
     </w:r>

--- a/klagomål/A 60293-2025 FSC-klagomål.docx
+++ b/klagomål/A 60293-2025 FSC-klagomål.docx
@@ -874,7 +874,7 @@
     <w:r>
       <w:tab/>
       <w:tab/>
-      <w:t>2026-08-15</w:t>
+      <w:t>2026-08-16</w:t>
       <w:br/>
       <w:br/>
     </w:r>

--- a/klagomål/A 60293-2025 FSC-klagomål.docx
+++ b/klagomål/A 60293-2025 FSC-klagomål.docx
@@ -874,7 +874,7 @@
     <w:r>
       <w:tab/>
       <w:tab/>
-      <w:t>2026-08-16</w:t>
+      <w:t>2026-08-17</w:t>
       <w:br/>
       <w:br/>
     </w:r>

--- a/klagomål/A 60293-2025 FSC-klagomål.docx
+++ b/klagomål/A 60293-2025 FSC-klagomål.docx
@@ -874,7 +874,7 @@
     <w:r>
       <w:tab/>
       <w:tab/>
-      <w:t>2026-08-17</w:t>
+      <w:t>2026-08-18</w:t>
       <w:br/>
       <w:br/>
     </w:r>

--- a/klagomål/A 60293-2025 FSC-klagomål.docx
+++ b/klagomål/A 60293-2025 FSC-klagomål.docx
@@ -874,7 +874,7 @@
     <w:r>
       <w:tab/>
       <w:tab/>
-      <w:t>2026-08-18</w:t>
+      <w:t>2026-08-19</w:t>
       <w:br/>
       <w:br/>
     </w:r>

--- a/klagomål/A 60293-2025 FSC-klagomål.docx
+++ b/klagomål/A 60293-2025 FSC-klagomål.docx
@@ -874,7 +874,7 @@
     <w:r>
       <w:tab/>
       <w:tab/>
-      <w:t>2026-08-19</w:t>
+      <w:t>2026-08-20</w:t>
       <w:br/>
       <w:br/>
     </w:r>

--- a/klagomål/A 60293-2025 FSC-klagomål.docx
+++ b/klagomål/A 60293-2025 FSC-klagomål.docx
@@ -874,7 +874,7 @@
     <w:r>
       <w:tab/>
       <w:tab/>
-      <w:t>2026-08-20</w:t>
+      <w:t>2026-08-21</w:t>
       <w:br/>
       <w:br/>
     </w:r>

--- a/klagomål/A 60293-2025 FSC-klagomål.docx
+++ b/klagomål/A 60293-2025 FSC-klagomål.docx
@@ -874,7 +874,7 @@
     <w:r>
       <w:tab/>
       <w:tab/>
-      <w:t>2026-08-21</w:t>
+      <w:t>2026-08-22</w:t>
       <w:br/>
       <w:br/>
     </w:r>

--- a/klagomål/A 60293-2025 FSC-klagomål.docx
+++ b/klagomål/A 60293-2025 FSC-klagomål.docx
@@ -874,7 +874,7 @@
     <w:r>
       <w:tab/>
       <w:tab/>
-      <w:t>2026-08-22</w:t>
+      <w:t>2026-08-23</w:t>
       <w:br/>
       <w:br/>
     </w:r>

--- a/klagomål/A 60293-2025 FSC-klagomål.docx
+++ b/klagomål/A 60293-2025 FSC-klagomål.docx
@@ -874,7 +874,7 @@
     <w:r>
       <w:tab/>
       <w:tab/>
-      <w:t>2026-08-23</w:t>
+      <w:t>2026-08-24</w:t>
       <w:br/>
       <w:br/>
     </w:r>

--- a/klagomål/A 60293-2025 FSC-klagomål.docx
+++ b/klagomål/A 60293-2025 FSC-klagomål.docx
@@ -874,7 +874,7 @@
     <w:r>
       <w:tab/>
       <w:tab/>
-      <w:t>2026-08-24</w:t>
+      <w:t>2026-08-25</w:t>
       <w:br/>
       <w:br/>
     </w:r>

--- a/klagomål/A 60293-2025 FSC-klagomål.docx
+++ b/klagomål/A 60293-2025 FSC-klagomål.docx
@@ -874,7 +874,7 @@
     <w:r>
       <w:tab/>
       <w:tab/>
-      <w:t>2026-08-25</w:t>
+      <w:t>2026-08-26</w:t>
       <w:br/>
       <w:br/>
     </w:r>

--- a/klagomål/A 60293-2025 FSC-klagomål.docx
+++ b/klagomål/A 60293-2025 FSC-klagomål.docx
@@ -874,7 +874,7 @@
     <w:r>
       <w:tab/>
       <w:tab/>
-      <w:t>2026-08-26</w:t>
+      <w:t>2026-08-27</w:t>
       <w:br/>
       <w:br/>
     </w:r>

--- a/klagomål/A 60293-2025 FSC-klagomål.docx
+++ b/klagomål/A 60293-2025 FSC-klagomål.docx
@@ -874,7 +874,7 @@
     <w:r>
       <w:tab/>
       <w:tab/>
-      <w:t>2026-08-27</w:t>
+      <w:t>2026-08-28</w:t>
       <w:br/>
       <w:br/>
     </w:r>

--- a/klagomål/A 60293-2025 FSC-klagomål.docx
+++ b/klagomål/A 60293-2025 FSC-klagomål.docx
@@ -874,7 +874,7 @@
     <w:r>
       <w:tab/>
       <w:tab/>
-      <w:t>2026-08-28</w:t>
+      <w:t>2026-08-29</w:t>
       <w:br/>
       <w:br/>
     </w:r>

--- a/klagomål/A 60293-2025 FSC-klagomål.docx
+++ b/klagomål/A 60293-2025 FSC-klagomål.docx
@@ -874,7 +874,7 @@
     <w:r>
       <w:tab/>
       <w:tab/>
-      <w:t>2026-08-29</w:t>
+      <w:t>2026-08-31</w:t>
       <w:br/>
       <w:br/>
     </w:r>

--- a/klagomål/A 60293-2025 FSC-klagomål.docx
+++ b/klagomål/A 60293-2025 FSC-klagomål.docx
@@ -874,7 +874,7 @@
     <w:r>
       <w:tab/>
       <w:tab/>
-      <w:t>2026-08-31</w:t>
+      <w:t>2026-09-01</w:t>
       <w:br/>
       <w:br/>
     </w:r>

--- a/klagomål/A 60293-2025 FSC-klagomål.docx
+++ b/klagomål/A 60293-2025 FSC-klagomål.docx
@@ -874,7 +874,7 @@
     <w:r>
       <w:tab/>
       <w:tab/>
-      <w:t>2026-09-01</w:t>
+      <w:t>2026-09-02</w:t>
       <w:br/>
       <w:br/>
     </w:r>

--- a/klagomål/A 60293-2025 FSC-klagomål.docx
+++ b/klagomål/A 60293-2025 FSC-klagomål.docx
@@ -874,7 +874,7 @@
     <w:r>
       <w:tab/>
       <w:tab/>
-      <w:t>2026-09-02</w:t>
+      <w:t>2026-09-03</w:t>
       <w:br/>
       <w:br/>
     </w:r>

--- a/klagomål/A 60293-2025 FSC-klagomål.docx
+++ b/klagomål/A 60293-2025 FSC-klagomål.docx
@@ -874,7 +874,7 @@
     <w:r>
       <w:tab/>
       <w:tab/>
-      <w:t>2026-09-03</w:t>
+      <w:t>2026-09-04</w:t>
       <w:br/>
       <w:br/>
     </w:r>

--- a/klagomål/A 60293-2025 FSC-klagomål.docx
+++ b/klagomål/A 60293-2025 FSC-klagomål.docx
@@ -874,7 +874,7 @@
     <w:r>
       <w:tab/>
       <w:tab/>
-      <w:t>2026-09-04</w:t>
+      <w:t>2026-09-05</w:t>
       <w:br/>
       <w:br/>
     </w:r>
